--- a/Project1/How does weather impact sales of the top three best selling products.docx
+++ b/Project1/How does weather impact sales of the top three best selling products.docx
@@ -27,7 +27,13 @@
         </w:numPr>
       </w:pPr>
       <w:r>
-        <w:t>Product 3:</w:t>
+        <w:t xml:space="preserve">Product </w:t>
+      </w:r>
+      <w:r>
+        <w:t>45</w:t>
+      </w:r>
+      <w:r>
+        <w:t>:</w:t>
       </w:r>
     </w:p>
     <w:p>
@@ -36,10 +42,10 @@
       </w:pPr>
       <w:r>
         <w:drawing>
-          <wp:inline distT="0" distB="0" distL="0" distR="0" wp14:anchorId="01ABC5A7" wp14:editId="2CEC9C46">
-            <wp:extent cx="5731510" cy="1826895"/>
-            <wp:effectExtent l="0" t="0" r="2540" b="1905"/>
-            <wp:docPr id="2125266939" name="Picture 1"/>
+          <wp:inline distT="0" distB="0" distL="0" distR="0" wp14:anchorId="05834F54" wp14:editId="3EC3E76D">
+            <wp:extent cx="5731510" cy="2207260"/>
+            <wp:effectExtent l="0" t="0" r="2540" b="2540"/>
+            <wp:docPr id="1158703270" name="Picture 1"/>
             <wp:cNvGraphicFramePr>
               <a:graphicFrameLocks xmlns:a="http://schemas.openxmlformats.org/drawingml/2006/main" noChangeAspect="1"/>
             </wp:cNvGraphicFramePr>
@@ -47,7 +53,7 @@
               <a:graphicData uri="http://schemas.openxmlformats.org/drawingml/2006/picture">
                 <pic:pic xmlns:pic="http://schemas.openxmlformats.org/drawingml/2006/picture">
                   <pic:nvPicPr>
-                    <pic:cNvPr id="2125266939" name=""/>
+                    <pic:cNvPr id="1158703270" name=""/>
                     <pic:cNvPicPr/>
                   </pic:nvPicPr>
                   <pic:blipFill>
@@ -59,7 +65,7 @@
                   <pic:spPr>
                     <a:xfrm>
                       <a:off x="0" y="0"/>
-                      <a:ext cx="5731510" cy="1826895"/>
+                      <a:ext cx="5731510" cy="2207260"/>
                     </a:xfrm>
                     <a:prstGeom prst="rect">
                       <a:avLst/>
@@ -77,21 +83,10 @@
         <w:pStyle w:val="ListParagraph"/>
       </w:pPr>
       <w:r>
-        <w:t>P</w:t>
-      </w:r>
-      <w:r>
-        <w:t>recipitation</w:t>
-      </w:r>
-      <w:r>
-        <w:t xml:space="preserve"> Total(</w:t>
-      </w:r>
-      <w:proofErr w:type="spellStart"/>
-      <w:r>
-        <w:t>preciptotal</w:t>
-      </w:r>
-      <w:proofErr w:type="spellEnd"/>
-      <w:r>
-        <w:t xml:space="preserve">) </w:t>
+        <w:t>Snowfall</w:t>
+      </w:r>
+      <w:r>
+        <w:t xml:space="preserve"> </w:t>
       </w:r>
       <w:r>
         <w:t>has the strongest influence on</w:t>
@@ -109,7 +104,10 @@
         <w:t xml:space="preserve">The result estimates for </w:t>
       </w:r>
       <w:r>
-        <w:t>1 unit increase in total precipitation</w:t>
+        <w:t xml:space="preserve">1 unit increase in </w:t>
+      </w:r>
+      <w:r>
+        <w:t>snowfall</w:t>
       </w:r>
       <w:r>
         <w:t xml:space="preserve">, there is </w:t>
@@ -118,10 +116,16 @@
         <w:t xml:space="preserve">expected </w:t>
       </w:r>
       <w:r>
-        <w:t xml:space="preserve">0.0428435 </w:t>
-      </w:r>
-      <w:r>
-        <w:t xml:space="preserve">more </w:t>
+        <w:t>4.53078</w:t>
+      </w:r>
+      <w:r>
+        <w:t xml:space="preserve"> </w:t>
+      </w:r>
+      <w:r>
+        <w:t>less</w:t>
+      </w:r>
+      <w:r>
+        <w:t xml:space="preserve"> </w:t>
       </w:r>
       <w:r>
         <w:t>units sold</w:t>
@@ -139,7 +143,31 @@
         <w:t xml:space="preserve">Hence, it is </w:t>
       </w:r>
       <w:r>
-        <w:t xml:space="preserve">a positive relationship. </w:t>
+        <w:t xml:space="preserve">a </w:t>
+      </w:r>
+      <w:r>
+        <w:t>negative</w:t>
+      </w:r>
+      <w:r>
+        <w:t xml:space="preserve"> relationship. </w:t>
+      </w:r>
+      <w:r>
+        <w:t xml:space="preserve">However, </w:t>
+      </w:r>
+      <w:r>
+        <w:t xml:space="preserve">the R-squared is about </w:t>
+      </w:r>
+      <w:r>
+        <w:t>2.3%,</w:t>
+      </w:r>
+      <w:r>
+        <w:t xml:space="preserve"> </w:t>
+      </w:r>
+      <w:r>
+        <w:t>which means weather variables only explain 2.3% of the variation in sales for Product 45</w:t>
+      </w:r>
+      <w:r>
+        <w:t xml:space="preserve">. </w:t>
       </w:r>
     </w:p>
     <w:p>
@@ -156,10 +184,10 @@
         </w:numPr>
       </w:pPr>
       <w:r>
-        <w:t xml:space="preserve">Product </w:t>
-      </w:r>
-      <w:r>
-        <w:t>15:</w:t>
+        <w:t>Product 9</w:t>
+      </w:r>
+      <w:r>
+        <w:t>:</w:t>
       </w:r>
     </w:p>
     <w:p>
@@ -168,10 +196,10 @@
       </w:pPr>
       <w:r>
         <w:drawing>
-          <wp:inline distT="0" distB="0" distL="0" distR="0" wp14:anchorId="36ECCF2D" wp14:editId="40A10301">
-            <wp:extent cx="5731510" cy="1748790"/>
-            <wp:effectExtent l="0" t="0" r="2540" b="3810"/>
-            <wp:docPr id="1303020479" name="Picture 1"/>
+          <wp:inline distT="0" distB="0" distL="0" distR="0" wp14:anchorId="5D84D5BB" wp14:editId="52009697">
+            <wp:extent cx="5731510" cy="2118995"/>
+            <wp:effectExtent l="0" t="0" r="2540" b="0"/>
+            <wp:docPr id="1062233310" name="Picture 1"/>
             <wp:cNvGraphicFramePr>
               <a:graphicFrameLocks xmlns:a="http://schemas.openxmlformats.org/drawingml/2006/main" noChangeAspect="1"/>
             </wp:cNvGraphicFramePr>
@@ -179,7 +207,7 @@
               <a:graphicData uri="http://schemas.openxmlformats.org/drawingml/2006/picture">
                 <pic:pic xmlns:pic="http://schemas.openxmlformats.org/drawingml/2006/picture">
                   <pic:nvPicPr>
-                    <pic:cNvPr id="1303020479" name=""/>
+                    <pic:cNvPr id="1062233310" name=""/>
                     <pic:cNvPicPr/>
                   </pic:nvPicPr>
                   <pic:blipFill>
@@ -191,7 +219,7 @@
                   <pic:spPr>
                     <a:xfrm>
                       <a:off x="0" y="0"/>
-                      <a:ext cx="5731510" cy="1748790"/>
+                      <a:ext cx="5731510" cy="2118995"/>
                     </a:xfrm>
                     <a:prstGeom prst="rect">
                       <a:avLst/>
@@ -224,21 +252,12 @@
         <w:t xml:space="preserve">, there is expected </w:t>
       </w:r>
       <w:r>
-        <w:t>0.</w:t>
-      </w:r>
-      <w:r>
-        <w:t>17</w:t>
-      </w:r>
-      <w:r>
-        <w:t>8736</w:t>
+        <w:t>3.89794 less</w:t>
       </w:r>
       <w:r>
         <w:t xml:space="preserve"> </w:t>
       </w:r>
       <w:r>
-        <w:t xml:space="preserve">more </w:t>
-      </w:r>
-      <w:r>
         <w:t>units sold</w:t>
       </w:r>
       <w:r>
@@ -248,13 +267,57 @@
         <w:t>all else equal.</w:t>
       </w:r>
       <w:r>
-        <w:t xml:space="preserve"> Hence, it is a positive relationship. </w:t>
-      </w:r>
-    </w:p>
-    <w:p>
-      <w:pPr>
-        <w:pStyle w:val="ListParagraph"/>
-      </w:pPr>
+        <w:t xml:space="preserve"> Hence, it is a </w:t>
+      </w:r>
+      <w:r>
+        <w:t>negative</w:t>
+      </w:r>
+      <w:r>
+        <w:t xml:space="preserve"> relationship. </w:t>
+      </w:r>
+      <w:r>
+        <w:t xml:space="preserve">However, the R-squared is about </w:t>
+      </w:r>
+      <w:r>
+        <w:t>1</w:t>
+      </w:r>
+      <w:r>
+        <w:t>.</w:t>
+      </w:r>
+      <w:r>
+        <w:t>1</w:t>
+      </w:r>
+      <w:r>
+        <w:t>%,</w:t>
+      </w:r>
+      <w:r>
+        <w:t xml:space="preserve"> </w:t>
+      </w:r>
+      <w:r>
+        <w:t xml:space="preserve">which means weather variables only explain </w:t>
+      </w:r>
+      <w:r>
+        <w:t>1.1</w:t>
+      </w:r>
+      <w:r>
+        <w:t xml:space="preserve">% of the variation in sales for Product </w:t>
+      </w:r>
+      <w:r>
+        <w:t>9</w:t>
+      </w:r>
+      <w:r>
+        <w:t>.</w:t>
+      </w:r>
+    </w:p>
+    <w:p>
+      <w:pPr>
+        <w:pStyle w:val="ListParagraph"/>
+      </w:pPr>
+    </w:p>
+    <w:p>
+      <w:r>
+        <w:br w:type="page"/>
+      </w:r>
     </w:p>
     <w:p>
       <w:pPr>
@@ -265,7 +328,14 @@
         </w:numPr>
       </w:pPr>
       <w:r>
-        <w:t>Product 28:</w:t>
+        <w:lastRenderedPageBreak/>
+        <w:t xml:space="preserve">Product </w:t>
+      </w:r>
+      <w:r>
+        <w:t>5</w:t>
+      </w:r>
+      <w:r>
+        <w:t>:</w:t>
       </w:r>
     </w:p>
     <w:p>
@@ -274,10 +344,10 @@
       </w:pPr>
       <w:r>
         <w:drawing>
-          <wp:inline distT="0" distB="0" distL="0" distR="0" wp14:anchorId="108FEFCD" wp14:editId="148667DE">
-            <wp:extent cx="5731510" cy="1642745"/>
-            <wp:effectExtent l="0" t="0" r="2540" b="0"/>
-            <wp:docPr id="655418287" name="Picture 1"/>
+          <wp:inline distT="0" distB="0" distL="0" distR="0" wp14:anchorId="42A6EFEB" wp14:editId="6031D9A8">
+            <wp:extent cx="5731510" cy="2276475"/>
+            <wp:effectExtent l="0" t="0" r="2540" b="9525"/>
+            <wp:docPr id="1733418232" name="Picture 1"/>
             <wp:cNvGraphicFramePr>
               <a:graphicFrameLocks xmlns:a="http://schemas.openxmlformats.org/drawingml/2006/main" noChangeAspect="1"/>
             </wp:cNvGraphicFramePr>
@@ -285,7 +355,7 @@
               <a:graphicData uri="http://schemas.openxmlformats.org/drawingml/2006/picture">
                 <pic:pic xmlns:pic="http://schemas.openxmlformats.org/drawingml/2006/picture">
                   <pic:nvPicPr>
-                    <pic:cNvPr id="655418287" name=""/>
+                    <pic:cNvPr id="1733418232" name=""/>
                     <pic:cNvPicPr/>
                   </pic:nvPicPr>
                   <pic:blipFill>
@@ -297,7 +367,7 @@
                   <pic:spPr>
                     <a:xfrm>
                       <a:off x="0" y="0"/>
-                      <a:ext cx="5731510" cy="1642745"/>
+                      <a:ext cx="5731510" cy="2276475"/>
                     </a:xfrm>
                     <a:prstGeom prst="rect">
                       <a:avLst/>
@@ -315,88 +385,86 @@
         <w:pStyle w:val="ListParagraph"/>
       </w:pPr>
       <w:r>
-        <w:t>Whether is bad weather(</w:t>
-      </w:r>
-      <w:proofErr w:type="spellStart"/>
-      <w:r>
-        <w:t>is_bad_weather</w:t>
-      </w:r>
-      <w:proofErr w:type="spellEnd"/>
-      <w:r>
-        <w:t xml:space="preserve">) </w:t>
-      </w:r>
-      <w:r>
-        <w:t xml:space="preserve">has the strongest influence on sales. The result estimates for </w:t>
+        <w:t xml:space="preserve">Snowfall has the strongest influence on sales. The result estimates for </w:t>
       </w:r>
       <w:r>
         <w:t xml:space="preserve">1 unit increase in </w:t>
       </w:r>
-      <w:proofErr w:type="spellStart"/>
-      <w:r>
-        <w:t>is_bad_</w:t>
-      </w:r>
-      <w:proofErr w:type="gramStart"/>
-      <w:r>
-        <w:t>weather</w:t>
-      </w:r>
-      <w:proofErr w:type="spellEnd"/>
-      <w:r>
-        <w:t>(</w:t>
-      </w:r>
-      <w:proofErr w:type="gramEnd"/>
-      <w:r>
-        <w:t xml:space="preserve">switching from </w:t>
-      </w:r>
-      <w:r>
-        <w:t>0 to 1)</w:t>
-      </w:r>
-      <w:r>
-        <w:t xml:space="preserve">, there is expected </w:t>
-      </w:r>
-      <w:r>
-        <w:t>0.</w:t>
-      </w:r>
-      <w:r>
-        <w:t>0455830</w:t>
+      <w:r>
+        <w:t>snowfall, there is expected 3.</w:t>
+      </w:r>
+      <w:r>
+        <w:t>60819</w:t>
+      </w:r>
+      <w:r>
+        <w:t xml:space="preserve"> less </w:t>
+      </w:r>
+      <w:r>
+        <w:t>units sold</w:t>
+      </w:r>
+      <w:r>
+        <w:t xml:space="preserve">, </w:t>
+      </w:r>
+      <w:r>
+        <w:t>all else equal.</w:t>
+      </w:r>
+      <w:r>
+        <w:t xml:space="preserve"> Hence, it is a negative relationship. However, the R-squared is about 1</w:t>
+      </w:r>
+      <w:r>
+        <w:t>.</w:t>
+      </w:r>
+      <w:r>
+        <w:t>3</w:t>
+      </w:r>
+      <w:r>
+        <w:t>%,</w:t>
       </w:r>
       <w:r>
         <w:t xml:space="preserve"> </w:t>
       </w:r>
       <w:r>
-        <w:t xml:space="preserve">more </w:t>
-      </w:r>
-      <w:r>
-        <w:t>units sold</w:t>
-      </w:r>
-      <w:r>
-        <w:t xml:space="preserve">, </w:t>
-      </w:r>
-      <w:r>
-        <w:t>all else equal.</w:t>
-      </w:r>
-      <w:r>
-        <w:t xml:space="preserve"> Hence, it is a positive relationship.</w:t>
-      </w:r>
-      <w:r>
-        <w:t xml:space="preserve"> </w:t>
-      </w:r>
-    </w:p>
-    <w:p>
-      <w:r>
-        <w:br w:type="page"/>
-      </w:r>
-    </w:p>
-    <w:p>
-      <w:pPr>
-        <w:pStyle w:val="ListParagraph"/>
-      </w:pPr>
-      <w:r>
-        <w:lastRenderedPageBreak/>
+        <w:t xml:space="preserve">which means weather variables only explain </w:t>
+      </w:r>
+      <w:r>
+        <w:t>1.</w:t>
+      </w:r>
+      <w:r>
+        <w:t>3</w:t>
+      </w:r>
+      <w:r>
+        <w:t>% of the variation in sales for Product</w:t>
+      </w:r>
+      <w:r>
+        <w:t xml:space="preserve"> 5</w:t>
+      </w:r>
+      <w:r>
+        <w:t>.</w:t>
+      </w:r>
+    </w:p>
+    <w:p>
+      <w:pPr>
+        <w:pStyle w:val="ListParagraph"/>
+      </w:pPr>
+    </w:p>
+    <w:p>
+      <w:pPr>
+        <w:pStyle w:val="ListParagraph"/>
+      </w:pPr>
+      <w:r>
+        <w:t>Product 45:</w:t>
+      </w:r>
+    </w:p>
+    <w:p>
+      <w:pPr>
+        <w:pStyle w:val="ListParagraph"/>
+      </w:pPr>
+      <w:r>
         <w:drawing>
-          <wp:inline distT="0" distB="0" distL="0" distR="0" wp14:anchorId="4256BB3B" wp14:editId="724EB624">
-            <wp:extent cx="3345497" cy="2648302"/>
-            <wp:effectExtent l="0" t="0" r="7620" b="0"/>
-            <wp:docPr id="2014094740" name="Picture 1"/>
+          <wp:inline distT="0" distB="0" distL="0" distR="0" wp14:anchorId="4729B634" wp14:editId="101BA07A">
+            <wp:extent cx="4896393" cy="3755022"/>
+            <wp:effectExtent l="0" t="0" r="0" b="0"/>
+            <wp:docPr id="1646226108" name="Picture 1"/>
             <wp:cNvGraphicFramePr>
               <a:graphicFrameLocks xmlns:a="http://schemas.openxmlformats.org/drawingml/2006/main" noChangeAspect="1"/>
             </wp:cNvGraphicFramePr>
@@ -404,7 +472,7 @@
               <a:graphicData uri="http://schemas.openxmlformats.org/drawingml/2006/picture">
                 <pic:pic xmlns:pic="http://schemas.openxmlformats.org/drawingml/2006/picture">
                   <pic:nvPicPr>
-                    <pic:cNvPr id="2014094740" name=""/>
+                    <pic:cNvPr id="1646226108" name=""/>
                     <pic:cNvPicPr/>
                   </pic:nvPicPr>
                   <pic:blipFill>
@@ -416,7 +484,7 @@
                   <pic:spPr>
                     <a:xfrm>
                       <a:off x="0" y="0"/>
-                      <a:ext cx="3352566" cy="2653898"/>
+                      <a:ext cx="4904931" cy="3761570"/>
                     </a:xfrm>
                     <a:prstGeom prst="rect">
                       <a:avLst/>
@@ -428,34 +496,71 @@
           </wp:inline>
         </w:drawing>
       </w:r>
-    </w:p>
-    <w:p>
-      <w:pPr>
-        <w:pStyle w:val="ListParagraph"/>
-      </w:pPr>
-      <w:r>
-        <w:t xml:space="preserve">On the boxplot, </w:t>
-      </w:r>
-      <w:r>
-        <w:t xml:space="preserve">it shows </w:t>
-      </w:r>
-      <w:r>
-        <w:t>that the most data are zero</w:t>
-      </w:r>
-      <w:r>
-        <w:t>.</w:t>
-      </w:r>
-    </w:p>
-    <w:p>
-      <w:pPr>
-        <w:pStyle w:val="ListParagraph"/>
-      </w:pPr>
-      <w:r>
+      <w:r>
+        <w:t xml:space="preserve"> </w:t>
+      </w:r>
+    </w:p>
+    <w:p>
+      <w:pPr>
+        <w:pStyle w:val="ListParagraph"/>
+      </w:pPr>
+      <w:r>
+        <w:t xml:space="preserve">If daylight hours are more than or equal to </w:t>
+      </w:r>
+      <w:r>
+        <w:t>12.31351</w:t>
+      </w:r>
+      <w:r>
+        <w:t xml:space="preserve"> </w:t>
+      </w:r>
+      <w:r>
+        <w:t xml:space="preserve">hours, the sales drop to 13 unit. If the daylight hours are less than </w:t>
+      </w:r>
+      <w:r>
+        <w:t>12.31351</w:t>
+      </w:r>
+      <w:r>
+        <w:t xml:space="preserve"> hours, the model </w:t>
+      </w:r>
+      <w:r>
+        <w:t>further splits these days. The highest sales (</w:t>
+      </w:r>
+      <w:r>
+        <w:t xml:space="preserve">average </w:t>
+      </w:r>
+      <w:r>
+        <w:t>31.60102</w:t>
+      </w:r>
+      <w:r>
+        <w:t xml:space="preserve"> </w:t>
+      </w:r>
+      <w:r>
+        <w:t>units) occur when daylight is between 12.305</w:t>
+      </w:r>
+      <w:r>
+        <w:t>18</w:t>
+      </w:r>
+      <w:r>
+        <w:t xml:space="preserve"> and 12.313</w:t>
+      </w:r>
+      <w:r>
+        <w:t>51</w:t>
+      </w:r>
+      <w:r>
+        <w:t xml:space="preserve"> hours.</w:t>
+      </w:r>
+    </w:p>
+    <w:p>
+      <w:pPr>
+        <w:pStyle w:val="ListParagraph"/>
+      </w:pPr>
+      <w:r>
+        <w:lastRenderedPageBreak/>
         <w:drawing>
-          <wp:inline distT="0" distB="0" distL="0" distR="0" wp14:anchorId="7E9DD4AF" wp14:editId="5DDFACB9">
-            <wp:extent cx="3471863" cy="2771414"/>
-            <wp:effectExtent l="0" t="0" r="0" b="0"/>
-            <wp:docPr id="1542687985" name="Picture 1"/>
+          <wp:inline distT="0" distB="0" distL="0" distR="0" wp14:anchorId="153B8CA9" wp14:editId="4BA02667">
+            <wp:extent cx="3390900" cy="2585063"/>
+            <wp:effectExtent l="0" t="0" r="0" b="6350"/>
+            <wp:docPr id="975935750" name="Picture 1"/>
             <wp:cNvGraphicFramePr>
               <a:graphicFrameLocks xmlns:a="http://schemas.openxmlformats.org/drawingml/2006/main" noChangeAspect="1"/>
             </wp:cNvGraphicFramePr>
@@ -463,7 +568,7 @@
               <a:graphicData uri="http://schemas.openxmlformats.org/drawingml/2006/picture">
                 <pic:pic xmlns:pic="http://schemas.openxmlformats.org/drawingml/2006/picture">
                   <pic:nvPicPr>
-                    <pic:cNvPr id="1542687985" name=""/>
+                    <pic:cNvPr id="975935750" name=""/>
                     <pic:cNvPicPr/>
                   </pic:nvPicPr>
                   <pic:blipFill>
@@ -475,7 +580,7 @@
                   <pic:spPr>
                     <a:xfrm>
                       <a:off x="0" y="0"/>
-                      <a:ext cx="3485145" cy="2782016"/>
+                      <a:ext cx="3399385" cy="2591532"/>
                     </a:xfrm>
                     <a:prstGeom prst="rect">
                       <a:avLst/>
@@ -492,33 +597,17 @@
       <w:pPr>
         <w:pStyle w:val="ListParagraph"/>
       </w:pPr>
-      <w:r>
-        <w:t xml:space="preserve">After filtering the zero, </w:t>
-      </w:r>
-      <w:r>
-        <w:t xml:space="preserve">the box plot shows that the </w:t>
-      </w:r>
-      <w:r>
-        <w:t>Q1, median, and Q3 are similar</w:t>
-      </w:r>
-      <w:r>
-        <w:t xml:space="preserve"> while Bad Weather has a higher maximum value on </w:t>
-      </w:r>
-      <w:r>
-        <w:t>quantity sold.</w:t>
-      </w:r>
-    </w:p>
-    <w:p>
-      <w:pPr>
-        <w:pStyle w:val="ListParagraph"/>
-      </w:pPr>
-      <w:r>
-        <w:lastRenderedPageBreak/>
+    </w:p>
+    <w:p>
+      <w:pPr>
+        <w:pStyle w:val="ListParagraph"/>
+      </w:pPr>
+      <w:r>
         <w:drawing>
-          <wp:inline distT="0" distB="0" distL="0" distR="0" wp14:anchorId="699AE22B" wp14:editId="41B9FDC2">
-            <wp:extent cx="3886200" cy="3103449"/>
-            <wp:effectExtent l="0" t="0" r="0" b="1905"/>
-            <wp:docPr id="1654680046" name="Picture 1"/>
+          <wp:inline distT="0" distB="0" distL="0" distR="0" wp14:anchorId="2399A93A" wp14:editId="13E1027C">
+            <wp:extent cx="3429231" cy="2633662"/>
+            <wp:effectExtent l="0" t="0" r="0" b="0"/>
+            <wp:docPr id="1452390081" name="Picture 1"/>
             <wp:cNvGraphicFramePr>
               <a:graphicFrameLocks xmlns:a="http://schemas.openxmlformats.org/drawingml/2006/main" noChangeAspect="1"/>
             </wp:cNvGraphicFramePr>
@@ -526,7 +615,7 @@
               <a:graphicData uri="http://schemas.openxmlformats.org/drawingml/2006/picture">
                 <pic:pic xmlns:pic="http://schemas.openxmlformats.org/drawingml/2006/picture">
                   <pic:nvPicPr>
-                    <pic:cNvPr id="1654680046" name=""/>
+                    <pic:cNvPr id="1452390081" name=""/>
                     <pic:cNvPicPr/>
                   </pic:nvPicPr>
                   <pic:blipFill>
@@ -538,7 +627,7 @@
                   <pic:spPr>
                     <a:xfrm>
                       <a:off x="0" y="0"/>
-                      <a:ext cx="3906267" cy="3119474"/>
+                      <a:ext cx="3440822" cy="2642564"/>
                     </a:xfrm>
                     <a:prstGeom prst="rect">
                       <a:avLst/>
@@ -556,32 +645,11 @@
         <w:pStyle w:val="ListParagraph"/>
       </w:pPr>
       <w:r>
-        <w:t xml:space="preserve">On the scatter plot, </w:t>
-      </w:r>
-      <w:r>
-        <w:t>it shows that there are more sales if the average temperature is between 50 to 80 degrees Fahrenheit.</w:t>
-      </w:r>
-    </w:p>
-    <w:p>
-      <w:pPr>
-        <w:pStyle w:val="ListParagraph"/>
-      </w:pPr>
-    </w:p>
-    <w:p>
-      <w:pPr>
-        <w:pStyle w:val="ListParagraph"/>
-      </w:pPr>
-    </w:p>
-    <w:p>
-      <w:pPr>
-        <w:pStyle w:val="ListParagraph"/>
-      </w:pPr>
-      <w:r>
         <w:drawing>
-          <wp:inline distT="0" distB="0" distL="0" distR="0" wp14:anchorId="758886E6" wp14:editId="2F5371B6">
-            <wp:extent cx="4879022" cy="3817378"/>
-            <wp:effectExtent l="0" t="0" r="0" b="0"/>
-            <wp:docPr id="840187745" name="Picture 1"/>
+          <wp:inline distT="0" distB="0" distL="0" distR="0" wp14:anchorId="1DA40012" wp14:editId="54F0A171">
+            <wp:extent cx="3429000" cy="2646781"/>
+            <wp:effectExtent l="0" t="0" r="0" b="1270"/>
+            <wp:docPr id="1423167244" name="Picture 1"/>
             <wp:cNvGraphicFramePr>
               <a:graphicFrameLocks xmlns:a="http://schemas.openxmlformats.org/drawingml/2006/main" noChangeAspect="1"/>
             </wp:cNvGraphicFramePr>
@@ -589,7 +657,7 @@
               <a:graphicData uri="http://schemas.openxmlformats.org/drawingml/2006/picture">
                 <pic:pic xmlns:pic="http://schemas.openxmlformats.org/drawingml/2006/picture">
                   <pic:nvPicPr>
-                    <pic:cNvPr id="840187745" name=""/>
+                    <pic:cNvPr id="1423167244" name=""/>
                     <pic:cNvPicPr/>
                   </pic:nvPicPr>
                   <pic:blipFill>
@@ -601,7 +669,7 @@
                   <pic:spPr>
                     <a:xfrm>
                       <a:off x="0" y="0"/>
-                      <a:ext cx="4898623" cy="3832714"/>
+                      <a:ext cx="3444748" cy="2658936"/>
                     </a:xfrm>
                     <a:prstGeom prst="rect">
                       <a:avLst/>
@@ -619,25 +687,358 @@
         <w:pStyle w:val="ListParagraph"/>
       </w:pPr>
       <w:r>
-        <w:t xml:space="preserve">The bar chart shows that 2012 Q2 </w:t>
-      </w:r>
-      <w:r>
-        <w:t xml:space="preserve">has the highest sales. </w:t>
-      </w:r>
-      <w:r>
-        <w:t>The sales of product 3 is declining from 2012 to 2014.</w:t>
-      </w:r>
-    </w:p>
-    <w:p>
-      <w:pPr>
-        <w:pStyle w:val="ListParagraph"/>
-      </w:pPr>
-    </w:p>
-    <w:p>
-      <w:r>
-        <w:br w:type="page"/>
-      </w:r>
-    </w:p>
+        <w:t>Using box plot, we can see all top 3 products has a slightly higher Q3 when it is good weather, which means there are usually more sales when the weather is good.</w:t>
+      </w:r>
+    </w:p>
+    <w:p>
+      <w:pPr>
+        <w:pStyle w:val="ListParagraph"/>
+      </w:pPr>
+      <w:r>
+        <w:rPr>
+          <w:noProof/>
+        </w:rPr>
+        <w:lastRenderedPageBreak/>
+        <w:drawing>
+          <wp:inline distT="0" distB="0" distL="0" distR="0" wp14:anchorId="755F94C6" wp14:editId="3AE4E2B6">
+            <wp:extent cx="3753965" cy="2862263"/>
+            <wp:effectExtent l="0" t="0" r="0" b="0"/>
+            <wp:docPr id="1800297068" name="Picture 1"/>
+            <wp:cNvGraphicFramePr>
+              <a:graphicFrameLocks xmlns:a="http://schemas.openxmlformats.org/drawingml/2006/main" noChangeAspect="1"/>
+            </wp:cNvGraphicFramePr>
+            <a:graphic xmlns:a="http://schemas.openxmlformats.org/drawingml/2006/main">
+              <a:graphicData uri="http://schemas.openxmlformats.org/drawingml/2006/picture">
+                <pic:pic xmlns:pic="http://schemas.openxmlformats.org/drawingml/2006/picture">
+                  <pic:nvPicPr>
+                    <pic:cNvPr id="1800297068" name=""/>
+                    <pic:cNvPicPr/>
+                  </pic:nvPicPr>
+                  <pic:blipFill>
+                    <a:blip r:embed="rId12"/>
+                    <a:stretch>
+                      <a:fillRect/>
+                    </a:stretch>
+                  </pic:blipFill>
+                  <pic:spPr>
+                    <a:xfrm>
+                      <a:off x="0" y="0"/>
+                      <a:ext cx="3771504" cy="2875636"/>
+                    </a:xfrm>
+                    <a:prstGeom prst="rect">
+                      <a:avLst/>
+                    </a:prstGeom>
+                  </pic:spPr>
+                </pic:pic>
+              </a:graphicData>
+            </a:graphic>
+          </wp:inline>
+        </w:drawing>
+      </w:r>
+      <w:r>
+        <w:rPr>
+          <w:noProof/>
+        </w:rPr>
+        <w:drawing>
+          <wp:inline distT="0" distB="0" distL="0" distR="0" wp14:anchorId="76E05858" wp14:editId="5D7A2572">
+            <wp:extent cx="3843046" cy="2952750"/>
+            <wp:effectExtent l="0" t="0" r="5080" b="0"/>
+            <wp:docPr id="1637976807" name="Picture 1"/>
+            <wp:cNvGraphicFramePr>
+              <a:graphicFrameLocks xmlns:a="http://schemas.openxmlformats.org/drawingml/2006/main" noChangeAspect="1"/>
+            </wp:cNvGraphicFramePr>
+            <a:graphic xmlns:a="http://schemas.openxmlformats.org/drawingml/2006/main">
+              <a:graphicData uri="http://schemas.openxmlformats.org/drawingml/2006/picture">
+                <pic:pic xmlns:pic="http://schemas.openxmlformats.org/drawingml/2006/picture">
+                  <pic:nvPicPr>
+                    <pic:cNvPr id="1637976807" name=""/>
+                    <pic:cNvPicPr/>
+                  </pic:nvPicPr>
+                  <pic:blipFill>
+                    <a:blip r:embed="rId13"/>
+                    <a:stretch>
+                      <a:fillRect/>
+                    </a:stretch>
+                  </pic:blipFill>
+                  <pic:spPr>
+                    <a:xfrm>
+                      <a:off x="0" y="0"/>
+                      <a:ext cx="3850293" cy="2958318"/>
+                    </a:xfrm>
+                    <a:prstGeom prst="rect">
+                      <a:avLst/>
+                    </a:prstGeom>
+                  </pic:spPr>
+                </pic:pic>
+              </a:graphicData>
+            </a:graphic>
+          </wp:inline>
+        </w:drawing>
+      </w:r>
+    </w:p>
+    <w:p>
+      <w:pPr>
+        <w:pStyle w:val="ListParagraph"/>
+      </w:pPr>
+      <w:r>
+        <w:drawing>
+          <wp:inline distT="0" distB="0" distL="0" distR="0" wp14:anchorId="2B37BC11" wp14:editId="5E0E4F08">
+            <wp:extent cx="3852863" cy="2913765"/>
+            <wp:effectExtent l="0" t="0" r="0" b="1270"/>
+            <wp:docPr id="1900867044" name="Picture 1"/>
+            <wp:cNvGraphicFramePr>
+              <a:graphicFrameLocks xmlns:a="http://schemas.openxmlformats.org/drawingml/2006/main" noChangeAspect="1"/>
+            </wp:cNvGraphicFramePr>
+            <a:graphic xmlns:a="http://schemas.openxmlformats.org/drawingml/2006/main">
+              <a:graphicData uri="http://schemas.openxmlformats.org/drawingml/2006/picture">
+                <pic:pic xmlns:pic="http://schemas.openxmlformats.org/drawingml/2006/picture">
+                  <pic:nvPicPr>
+                    <pic:cNvPr id="1900867044" name=""/>
+                    <pic:cNvPicPr/>
+                  </pic:nvPicPr>
+                  <pic:blipFill>
+                    <a:blip r:embed="rId14"/>
+                    <a:stretch>
+                      <a:fillRect/>
+                    </a:stretch>
+                  </pic:blipFill>
+                  <pic:spPr>
+                    <a:xfrm>
+                      <a:off x="0" y="0"/>
+                      <a:ext cx="3868735" cy="2925769"/>
+                    </a:xfrm>
+                    <a:prstGeom prst="rect">
+                      <a:avLst/>
+                    </a:prstGeom>
+                  </pic:spPr>
+                </pic:pic>
+              </a:graphicData>
+            </a:graphic>
+          </wp:inline>
+        </w:drawing>
+      </w:r>
+    </w:p>
+    <w:p>
+      <w:pPr>
+        <w:pStyle w:val="ListParagraph"/>
+      </w:pPr>
+      <w:r>
+        <w:lastRenderedPageBreak/>
+        <w:t xml:space="preserve">On the scatter plot, </w:t>
+      </w:r>
+      <w:r>
+        <w:t xml:space="preserve">it shows that there are more sales if the average temperature is between </w:t>
+      </w:r>
+      <w:r>
+        <w:t>25</w:t>
+      </w:r>
+      <w:r>
+        <w:t xml:space="preserve"> to </w:t>
+      </w:r>
+      <w:r>
+        <w:t>9</w:t>
+      </w:r>
+      <w:r>
+        <w:t>0 degrees Fahrenheit</w:t>
+      </w:r>
+      <w:r>
+        <w:t xml:space="preserve"> for all product 45, 9, and 5. </w:t>
+      </w:r>
+      <w:r>
+        <w:t xml:space="preserve">While product 45 and 9 has slight negative relation between average quantity sold and temperature, product 5 has slightly increase the average quantity sold </w:t>
+      </w:r>
+      <w:r>
+        <w:t xml:space="preserve">according to the </w:t>
+      </w:r>
+      <w:r>
+        <w:t>best-fit line</w:t>
+      </w:r>
+      <w:r>
+        <w:t>.</w:t>
+      </w:r>
+    </w:p>
+    <w:p>
+      <w:pPr>
+        <w:pStyle w:val="ListParagraph"/>
+      </w:pPr>
+    </w:p>
+    <w:p>
+      <w:pPr>
+        <w:pStyle w:val="ListParagraph"/>
+      </w:pPr>
+    </w:p>
+    <w:p>
+      <w:pPr>
+        <w:pStyle w:val="ListParagraph"/>
+        <w:rPr>
+          <w:noProof/>
+        </w:rPr>
+      </w:pPr>
+      <w:r>
+        <w:rPr>
+          <w:noProof/>
+        </w:rPr>
+        <w:drawing>
+          <wp:inline distT="0" distB="0" distL="0" distR="0" wp14:anchorId="13D41529" wp14:editId="0EA73E11">
+            <wp:extent cx="4983797" cy="3920889"/>
+            <wp:effectExtent l="0" t="0" r="7620" b="3810"/>
+            <wp:docPr id="874059490" name="Picture 1"/>
+            <wp:cNvGraphicFramePr>
+              <a:graphicFrameLocks xmlns:a="http://schemas.openxmlformats.org/drawingml/2006/main" noChangeAspect="1"/>
+            </wp:cNvGraphicFramePr>
+            <a:graphic xmlns:a="http://schemas.openxmlformats.org/drawingml/2006/main">
+              <a:graphicData uri="http://schemas.openxmlformats.org/drawingml/2006/picture">
+                <pic:pic xmlns:pic="http://schemas.openxmlformats.org/drawingml/2006/picture">
+                  <pic:nvPicPr>
+                    <pic:cNvPr id="874059490" name=""/>
+                    <pic:cNvPicPr/>
+                  </pic:nvPicPr>
+                  <pic:blipFill>
+                    <a:blip r:embed="rId15"/>
+                    <a:stretch>
+                      <a:fillRect/>
+                    </a:stretch>
+                  </pic:blipFill>
+                  <pic:spPr>
+                    <a:xfrm>
+                      <a:off x="0" y="0"/>
+                      <a:ext cx="4987393" cy="3923718"/>
+                    </a:xfrm>
+                    <a:prstGeom prst="rect">
+                      <a:avLst/>
+                    </a:prstGeom>
+                  </pic:spPr>
+                </pic:pic>
+              </a:graphicData>
+            </a:graphic>
+          </wp:inline>
+        </w:drawing>
+      </w:r>
+    </w:p>
+    <w:p>
+      <w:pPr>
+        <w:pStyle w:val="ListParagraph"/>
+        <w:rPr>
+          <w:noProof/>
+        </w:rPr>
+      </w:pPr>
+      <w:r>
+        <w:rPr>
+          <w:noProof/>
+        </w:rPr>
+        <w:t xml:space="preserve">Product 45 has the highest sales in 2012-Q3 and lowest sales in 2014-Q4. </w:t>
+      </w:r>
+    </w:p>
+    <w:p>
+      <w:pPr>
+        <w:pStyle w:val="ListParagraph"/>
+      </w:pPr>
+      <w:r>
+        <w:lastRenderedPageBreak/>
+        <w:drawing>
+          <wp:inline distT="0" distB="0" distL="0" distR="0" wp14:anchorId="463DFE9F" wp14:editId="4C2A45CA">
+            <wp:extent cx="4945697" cy="3873928"/>
+            <wp:effectExtent l="0" t="0" r="7620" b="0"/>
+            <wp:docPr id="1610203874" name="Picture 1"/>
+            <wp:cNvGraphicFramePr>
+              <a:graphicFrameLocks xmlns:a="http://schemas.openxmlformats.org/drawingml/2006/main" noChangeAspect="1"/>
+            </wp:cNvGraphicFramePr>
+            <a:graphic xmlns:a="http://schemas.openxmlformats.org/drawingml/2006/main">
+              <a:graphicData uri="http://schemas.openxmlformats.org/drawingml/2006/picture">
+                <pic:pic xmlns:pic="http://schemas.openxmlformats.org/drawingml/2006/picture">
+                  <pic:nvPicPr>
+                    <pic:cNvPr id="1610203874" name=""/>
+                    <pic:cNvPicPr/>
+                  </pic:nvPicPr>
+                  <pic:blipFill>
+                    <a:blip r:embed="rId16"/>
+                    <a:stretch>
+                      <a:fillRect/>
+                    </a:stretch>
+                  </pic:blipFill>
+                  <pic:spPr>
+                    <a:xfrm>
+                      <a:off x="0" y="0"/>
+                      <a:ext cx="4950798" cy="3877923"/>
+                    </a:xfrm>
+                    <a:prstGeom prst="rect">
+                      <a:avLst/>
+                    </a:prstGeom>
+                  </pic:spPr>
+                </pic:pic>
+              </a:graphicData>
+            </a:graphic>
+          </wp:inline>
+        </w:drawing>
+      </w:r>
+    </w:p>
+    <w:p>
+      <w:pPr>
+        <w:pStyle w:val="ListParagraph"/>
+      </w:pPr>
+      <w:r>
+        <w:t>Product 9 has the highest sales in 2012-Q1 and lowest sales in 2014-Q4.</w:t>
+      </w:r>
+    </w:p>
+    <w:p>
+      <w:pPr>
+        <w:pStyle w:val="ListParagraph"/>
+      </w:pPr>
+      <w:r>
+        <w:drawing>
+          <wp:inline distT="0" distB="0" distL="0" distR="0" wp14:anchorId="5CE1F6F3" wp14:editId="46E4EC5F">
+            <wp:extent cx="4929188" cy="3879564"/>
+            <wp:effectExtent l="0" t="0" r="5080" b="6985"/>
+            <wp:docPr id="1062574372" name="Picture 1"/>
+            <wp:cNvGraphicFramePr>
+              <a:graphicFrameLocks xmlns:a="http://schemas.openxmlformats.org/drawingml/2006/main" noChangeAspect="1"/>
+            </wp:cNvGraphicFramePr>
+            <a:graphic xmlns:a="http://schemas.openxmlformats.org/drawingml/2006/main">
+              <a:graphicData uri="http://schemas.openxmlformats.org/drawingml/2006/picture">
+                <pic:pic xmlns:pic="http://schemas.openxmlformats.org/drawingml/2006/picture">
+                  <pic:nvPicPr>
+                    <pic:cNvPr id="1062574372" name=""/>
+                    <pic:cNvPicPr/>
+                  </pic:nvPicPr>
+                  <pic:blipFill>
+                    <a:blip r:embed="rId17"/>
+                    <a:stretch>
+                      <a:fillRect/>
+                    </a:stretch>
+                  </pic:blipFill>
+                  <pic:spPr>
+                    <a:xfrm>
+                      <a:off x="0" y="0"/>
+                      <a:ext cx="4942037" cy="3889677"/>
+                    </a:xfrm>
+                    <a:prstGeom prst="rect">
+                      <a:avLst/>
+                    </a:prstGeom>
+                  </pic:spPr>
+                </pic:pic>
+              </a:graphicData>
+            </a:graphic>
+          </wp:inline>
+        </w:drawing>
+      </w:r>
+    </w:p>
+    <w:p>
+      <w:pPr>
+        <w:pStyle w:val="ListParagraph"/>
+      </w:pPr>
+      <w:r>
+        <w:t>Product 5 has the highest sales in 2012-Q1 and the lowest sales in 2014-Q4.</w:t>
+      </w:r>
+    </w:p>
+    <w:p>
+      <w:pPr>
+        <w:pStyle w:val="ListParagraph"/>
+      </w:pPr>
+      <w:r>
+        <w:t>We found out that all top 3 products’ sales were declining from 2012 to 2014. All of the top 3 products has the lowest sales in 2014-Q4.</w:t>
+      </w:r>
+    </w:p>
+    <w:p/>
     <w:p>
       <w:pPr>
         <w:rPr>
@@ -663,19 +1064,16 @@
         </w:numPr>
       </w:pPr>
       <w:r>
-        <w:t xml:space="preserve">According to the scatterplot, </w:t>
-      </w:r>
-      <w:r>
-        <w:t>it shows that there are more sales if the average temperature is between 50 to 80 degrees Fahrenheit.</w:t>
-      </w:r>
-      <w:r>
-        <w:t xml:space="preserve"> Therefore, </w:t>
-      </w:r>
-      <w:r>
-        <w:t xml:space="preserve">the company could increase stock of Product 3 when the temperature is between </w:t>
-      </w:r>
-      <w:r>
-        <w:t>50 to 80 degrees Fahrenheit.</w:t>
+        <w:t>According to linear regression model, all top 3 products</w:t>
+      </w:r>
+      <w:r>
+        <w:t xml:space="preserve">’ sales has been affected by snowfall the most compared to other variables. To prevent overstocking, when the 5-day weather forecast shows there will be snowfall or the snowfall is going to increase, product needs to reduce the stock by around 4 unit for each </w:t>
+      </w:r>
+      <w:r>
+        <w:t>inch</w:t>
+      </w:r>
+      <w:r>
+        <w:t xml:space="preserve"> increase in snowfall.</w:t>
       </w:r>
     </w:p>
     <w:p>
@@ -687,13 +1085,7 @@
         </w:numPr>
       </w:pPr>
       <w:r>
-        <w:t xml:space="preserve">The company could increase the stock for Product 15 when there is </w:t>
-      </w:r>
-      <w:r>
-        <w:t xml:space="preserve">snowfall as there is a positive relationship </w:t>
-      </w:r>
-      <w:r>
-        <w:t>between snowfall and quantity sold using linear regression.</w:t>
+        <w:t>According to the bar chart for quantity sold each quarter, we should increase stock for around 15% in Q1 as the trend shows that there are usually more sales in Q1 compared to other quarters.</w:t>
       </w:r>
     </w:p>
     <w:p>
@@ -708,7 +1100,19 @@
         <w:t xml:space="preserve">When there is bad weather, </w:t>
       </w:r>
       <w:r>
-        <w:t xml:space="preserve">we could increase the stock for Product 28 since according to </w:t>
+        <w:t xml:space="preserve">we could </w:t>
+      </w:r>
+      <w:r>
+        <w:t>reduce</w:t>
+      </w:r>
+      <w:r>
+        <w:t xml:space="preserve"> the stock for Product </w:t>
+      </w:r>
+      <w:r>
+        <w:t>45</w:t>
+      </w:r>
+      <w:r>
+        <w:t xml:space="preserve"> since according to </w:t>
       </w:r>
       <w:r>
         <w:t xml:space="preserve">the linear regression, </w:t>
@@ -717,22 +1121,61 @@
         <w:t xml:space="preserve">there is expected </w:t>
       </w:r>
       <w:r>
-        <w:t>0.</w:t>
-      </w:r>
-      <w:r>
-        <w:t>0455830</w:t>
+        <w:t>3.01141</w:t>
       </w:r>
       <w:r>
         <w:t xml:space="preserve"> </w:t>
       </w:r>
       <w:r>
-        <w:t xml:space="preserve">more </w:t>
+        <w:t>less</w:t>
+      </w:r>
+      <w:r>
+        <w:t xml:space="preserve"> </w:t>
       </w:r>
       <w:r>
         <w:t>units sold</w:t>
       </w:r>
       <w:r>
         <w:t xml:space="preserve"> (other factors remain constant).</w:t>
+      </w:r>
+    </w:p>
+    <w:p>
+      <w:pPr>
+        <w:pStyle w:val="ListParagraph"/>
+        <w:numPr>
+          <w:ilvl w:val="0"/>
+          <w:numId w:val="2"/>
+        </w:numPr>
+      </w:pPr>
+      <w:r>
+        <w:t xml:space="preserve">Using box plot, we can see all top 3 products has a slightly higher </w:t>
+      </w:r>
+      <w:r>
+        <w:t>Q3 (third quartile)</w:t>
+      </w:r>
+      <w:r>
+        <w:t xml:space="preserve"> when it is good weather</w:t>
+      </w:r>
+      <w:r>
+        <w:t xml:space="preserve">. When </w:t>
+      </w:r>
+      <w:r>
+        <w:t>the 5-day weather forecast shows there</w:t>
+      </w:r>
+      <w:r>
+        <w:t xml:space="preserve"> is a good weather, we should increase 10% of the stock to make sure there is enough stock for the customers.</w:t>
+      </w:r>
+    </w:p>
+    <w:p>
+      <w:pPr>
+        <w:pStyle w:val="ListParagraph"/>
+        <w:numPr>
+          <w:ilvl w:val="0"/>
+          <w:numId w:val="2"/>
+        </w:numPr>
+      </w:pPr>
+      <w:r>
+        <w:t>Using decision tree, we found out if the daylight hours is less than 12.31351, the sales is higher. If the weather forecast shows the daylight hours is less than 12.31351 hours, stores should prepare more workers and stock for Product 45.</w:t>
       </w:r>
     </w:p>
     <w:sectPr>

--- a/Project1/How does weather impact sales of the top three best selling products.docx
+++ b/Project1/How does weather impact sales of the top three best selling products.docx
@@ -17,7 +17,35 @@
         <w:t>How does weather impact sales of the products?</w:t>
       </w:r>
     </w:p>
-    <w:p/>
+    <w:p>
+      <w:r>
+        <w:t xml:space="preserve">The products that have top 3 highest sales are 45, 9, and 5. </w:t>
+      </w:r>
+      <w:r>
+        <w:t>Adding two features (is_bad_weather and daylight</w:t>
+      </w:r>
+      <w:r>
+        <w:t>_</w:t>
+      </w:r>
+      <w:r>
+        <w:t xml:space="preserve">hours) as is_bad_weather can </w:t>
+      </w:r>
+      <w:r>
+        <w:t>show if it is a bad weather or not using indicators like t</w:t>
+      </w:r>
+      <w:r>
+        <w:t>hunderstorm</w:t>
+      </w:r>
+      <w:r>
+        <w:t xml:space="preserve"> and haze. daylight_hours can see if hours of daylight </w:t>
+      </w:r>
+      <w:r>
+        <w:t>affect</w:t>
+      </w:r>
+      <w:r>
+        <w:t xml:space="preserve"> the sales or not.</w:t>
+      </w:r>
+    </w:p>
     <w:p>
       <w:pPr>
         <w:pStyle w:val="ListParagraph"/>
@@ -41,11 +69,14 @@
         <w:pStyle w:val="ListParagraph"/>
       </w:pPr>
       <w:r>
+        <w:rPr>
+          <w:noProof/>
+        </w:rPr>
         <w:drawing>
-          <wp:inline distT="0" distB="0" distL="0" distR="0" wp14:anchorId="05834F54" wp14:editId="3EC3E76D">
-            <wp:extent cx="5731510" cy="2207260"/>
-            <wp:effectExtent l="0" t="0" r="2540" b="2540"/>
-            <wp:docPr id="1158703270" name="Picture 1"/>
+          <wp:inline distT="0" distB="0" distL="0" distR="0" wp14:anchorId="6F58E139" wp14:editId="46C5A7A2">
+            <wp:extent cx="5731510" cy="2141855"/>
+            <wp:effectExtent l="0" t="0" r="2540" b="0"/>
+            <wp:docPr id="1597551607" name="Picture 1"/>
             <wp:cNvGraphicFramePr>
               <a:graphicFrameLocks xmlns:a="http://schemas.openxmlformats.org/drawingml/2006/main" noChangeAspect="1"/>
             </wp:cNvGraphicFramePr>
@@ -53,7 +84,7 @@
               <a:graphicData uri="http://schemas.openxmlformats.org/drawingml/2006/picture">
                 <pic:pic xmlns:pic="http://schemas.openxmlformats.org/drawingml/2006/picture">
                   <pic:nvPicPr>
-                    <pic:cNvPr id="1158703270" name=""/>
+                    <pic:cNvPr id="1597551607" name=""/>
                     <pic:cNvPicPr/>
                   </pic:nvPicPr>
                   <pic:blipFill>
@@ -65,7 +96,7 @@
                   <pic:spPr>
                     <a:xfrm>
                       <a:off x="0" y="0"/>
-                      <a:ext cx="5731510" cy="2207260"/>
+                      <a:ext cx="5731510" cy="2141855"/>
                     </a:xfrm>
                     <a:prstGeom prst="rect">
                       <a:avLst/>
@@ -83,91 +114,124 @@
         <w:pStyle w:val="ListParagraph"/>
       </w:pPr>
       <w:r>
-        <w:t>Snowfall</w:t>
+        <w:t>is_bad_weather</w:t>
+      </w:r>
+      <w:r>
+        <w:t xml:space="preserve">’s </w:t>
+      </w:r>
+      <w:r>
+        <w:t xml:space="preserve">result estimates </w:t>
+      </w:r>
+      <w:r>
+        <w:t>for p</w:t>
+      </w:r>
+      <w:r>
+        <w:t>resence of bad weather (1 vs 0) decreases expected sales by 3.6</w:t>
+      </w:r>
+      <w:r>
+        <w:t>3960</w:t>
+      </w:r>
+      <w:r>
+        <w:t xml:space="preserve"> units</w:t>
+      </w:r>
+      <w:r>
+        <w:t xml:space="preserve">, </w:t>
+      </w:r>
+      <w:r>
+        <w:t>all else equal.</w:t>
       </w:r>
       <w:r>
         <w:t xml:space="preserve"> </w:t>
       </w:r>
       <w:r>
-        <w:t>has the strongest influence on</w:t>
+        <w:t xml:space="preserve">Hence, it is </w:t>
+      </w:r>
+      <w:r>
+        <w:t xml:space="preserve">a </w:t>
+      </w:r>
+      <w:r>
+        <w:t>negative</w:t>
+      </w:r>
+      <w:r>
+        <w:t xml:space="preserve"> relationship. </w:t>
+      </w:r>
+      <w:r>
+        <w:t xml:space="preserve">avgspeed has the highest </w:t>
+      </w:r>
+      <w:r>
+        <w:t>t-statistics</w:t>
+      </w:r>
+      <w:r>
+        <w:t xml:space="preserve">, which is the strongest </w:t>
+      </w:r>
+      <w:r>
+        <w:t>predictor</w:t>
+      </w:r>
+      <w:r>
+        <w:t xml:space="preserve"> for product 45. The result estimates for </w:t>
+      </w:r>
+      <w:r>
+        <w:t xml:space="preserve">1 unit increase in </w:t>
+      </w:r>
+      <w:r>
+        <w:t xml:space="preserve">avgspeed, there is expected 1.85057 more </w:t>
+      </w:r>
+      <w:r>
+        <w:t>units sold</w:t>
+      </w:r>
+      <w:r>
+        <w:t xml:space="preserve">, </w:t>
+      </w:r>
+      <w:r>
+        <w:t>all else equal.</w:t>
+      </w:r>
+      <w:r>
+        <w:t xml:space="preserve"> Hence, it is a positive relationship</w:t>
+      </w:r>
+      <w:r>
+        <w:t xml:space="preserve">. </w:t>
+      </w:r>
+      <w:r>
+        <w:t xml:space="preserve">However, </w:t>
+      </w:r>
+      <w:r>
+        <w:t xml:space="preserve">the R-squared is about </w:t>
+      </w:r>
+      <w:r>
+        <w:t>7</w:t>
+      </w:r>
+      <w:r>
+        <w:t>.3%,</w:t>
       </w:r>
       <w:r>
         <w:t xml:space="preserve"> </w:t>
       </w:r>
       <w:r>
-        <w:t>sales</w:t>
+        <w:t xml:space="preserve">which means weather variables only explain </w:t>
+      </w:r>
+      <w:r>
+        <w:t>7</w:t>
+      </w:r>
+      <w:r>
+        <w:t>.3% of the variation in sales for Product 45</w:t>
       </w:r>
       <w:r>
         <w:t xml:space="preserve">. </w:t>
       </w:r>
       <w:r>
-        <w:t xml:space="preserve">The result estimates for </w:t>
-      </w:r>
-      <w:r>
-        <w:t xml:space="preserve">1 unit increase in </w:t>
-      </w:r>
-      <w:r>
-        <w:t>snowfall</w:t>
-      </w:r>
-      <w:r>
-        <w:t xml:space="preserve">, there is </w:t>
-      </w:r>
-      <w:r>
-        <w:t xml:space="preserve">expected </w:t>
-      </w:r>
-      <w:r>
-        <w:t>4.53078</w:t>
-      </w:r>
-      <w:r>
-        <w:t xml:space="preserve"> </w:t>
-      </w:r>
-      <w:r>
-        <w:t>less</w:t>
-      </w:r>
-      <w:r>
-        <w:t xml:space="preserve"> </w:t>
-      </w:r>
-      <w:r>
-        <w:t>units sold</w:t>
+        <w:t>T</w:t>
+      </w:r>
+      <w:r>
+        <w:t>his suggests that factors beyond weather</w:t>
       </w:r>
       <w:r>
         <w:t xml:space="preserve">, </w:t>
       </w:r>
       <w:r>
-        <w:t>all else equal.</w:t>
-      </w:r>
-      <w:r>
-        <w:t xml:space="preserve"> </w:t>
-      </w:r>
-      <w:r>
-        <w:t xml:space="preserve">Hence, it is </w:t>
-      </w:r>
-      <w:r>
-        <w:t xml:space="preserve">a </w:t>
-      </w:r>
-      <w:r>
-        <w:t>negative</w:t>
-      </w:r>
-      <w:r>
-        <w:t xml:space="preserve"> relationship. </w:t>
-      </w:r>
-      <w:r>
-        <w:t xml:space="preserve">However, </w:t>
-      </w:r>
-      <w:r>
-        <w:t xml:space="preserve">the R-squared is about </w:t>
-      </w:r>
-      <w:r>
-        <w:t>2.3%,</w:t>
-      </w:r>
-      <w:r>
-        <w:t xml:space="preserve"> </w:t>
-      </w:r>
-      <w:r>
-        <w:t>which means weather variables only explain 2.3% of the variation in sales for Product 45</w:t>
-      </w:r>
-      <w:r>
-        <w:t xml:space="preserve">. </w:t>
+        <w:t>such as promotions, seasonality, or store location are the primary drivers of sales</w:t>
+      </w:r>
+      <w:r>
+        <w:t>.</w:t>
       </w:r>
     </w:p>
     <w:p>
@@ -195,11 +259,14 @@
         <w:pStyle w:val="ListParagraph"/>
       </w:pPr>
       <w:r>
+        <w:rPr>
+          <w:noProof/>
+        </w:rPr>
         <w:drawing>
-          <wp:inline distT="0" distB="0" distL="0" distR="0" wp14:anchorId="5D84D5BB" wp14:editId="52009697">
-            <wp:extent cx="5731510" cy="2118995"/>
+          <wp:inline distT="0" distB="0" distL="0" distR="0" wp14:anchorId="1BF48D58" wp14:editId="32FCAB96">
+            <wp:extent cx="5731510" cy="1971040"/>
             <wp:effectExtent l="0" t="0" r="2540" b="0"/>
-            <wp:docPr id="1062233310" name="Picture 1"/>
+            <wp:docPr id="1979951601" name="Picture 1"/>
             <wp:cNvGraphicFramePr>
               <a:graphicFrameLocks xmlns:a="http://schemas.openxmlformats.org/drawingml/2006/main" noChangeAspect="1"/>
             </wp:cNvGraphicFramePr>
@@ -207,7 +274,7 @@
               <a:graphicData uri="http://schemas.openxmlformats.org/drawingml/2006/picture">
                 <pic:pic xmlns:pic="http://schemas.openxmlformats.org/drawingml/2006/picture">
                   <pic:nvPicPr>
-                    <pic:cNvPr id="1062233310" name=""/>
+                    <pic:cNvPr id="1979951601" name=""/>
                     <pic:cNvPicPr/>
                   </pic:nvPicPr>
                   <pic:blipFill>
@@ -219,7 +286,7 @@
                   <pic:spPr>
                     <a:xfrm>
                       <a:off x="0" y="0"/>
-                      <a:ext cx="5731510" cy="2118995"/>
+                      <a:ext cx="5731510" cy="1971040"/>
                     </a:xfrm>
                     <a:prstGeom prst="rect">
                       <a:avLst/>
@@ -240,7 +307,7 @@
         <w:t xml:space="preserve">Snowfall </w:t>
       </w:r>
       <w:r>
-        <w:t xml:space="preserve">has the strongest influence on sales. The result estimates for </w:t>
+        <w:t xml:space="preserve">estimates for </w:t>
       </w:r>
       <w:r>
         <w:t xml:space="preserve">1 unit increase in </w:t>
@@ -252,7 +319,13 @@
         <w:t xml:space="preserve">, there is expected </w:t>
       </w:r>
       <w:r>
-        <w:t>3.89794 less</w:t>
+        <w:t>3.</w:t>
+      </w:r>
+      <w:r>
+        <w:t>01408</w:t>
+      </w:r>
+      <w:r>
+        <w:t xml:space="preserve"> less</w:t>
       </w:r>
       <w:r>
         <w:t xml:space="preserve"> </w:t>
@@ -276,18 +349,51 @@
         <w:t xml:space="preserve"> relationship. </w:t>
       </w:r>
       <w:r>
+        <w:t xml:space="preserve">avgspeed has the highest </w:t>
+      </w:r>
+      <w:r>
+        <w:t>t-statistics</w:t>
+      </w:r>
+      <w:r>
+        <w:t xml:space="preserve">, which is the strongest </w:t>
+      </w:r>
+      <w:r>
+        <w:t>predictor</w:t>
+      </w:r>
+      <w:r>
+        <w:t xml:space="preserve"> for product 9. The result estimates for </w:t>
+      </w:r>
+      <w:r>
+        <w:t xml:space="preserve">1 unit increase in </w:t>
+      </w:r>
+      <w:r>
+        <w:t xml:space="preserve">avgspeed, there is expected 1.21841 more </w:t>
+      </w:r>
+      <w:r>
+        <w:t>units sold</w:t>
+      </w:r>
+      <w:r>
+        <w:t xml:space="preserve">, </w:t>
+      </w:r>
+      <w:r>
+        <w:t>all else equal.</w:t>
+      </w:r>
+      <w:r>
+        <w:t xml:space="preserve"> Hence, it is a positive relationship. </w:t>
+      </w:r>
+      <w:r>
         <w:t xml:space="preserve">However, the R-squared is about </w:t>
       </w:r>
       <w:r>
+        <w:t>3</w:t>
+      </w:r>
+      <w:r>
+        <w:t>.</w:t>
+      </w:r>
+      <w:r>
         <w:t>1</w:t>
       </w:r>
       <w:r>
-        <w:t>.</w:t>
-      </w:r>
-      <w:r>
-        <w:t>1</w:t>
-      </w:r>
-      <w:r>
         <w:t>%,</w:t>
       </w:r>
       <w:r>
@@ -297,16 +403,16 @@
         <w:t xml:space="preserve">which means weather variables only explain </w:t>
       </w:r>
       <w:r>
-        <w:t>1.1</w:t>
+        <w:t>3</w:t>
+      </w:r>
+      <w:r>
+        <w:t>.1</w:t>
       </w:r>
       <w:r>
         <w:t xml:space="preserve">% of the variation in sales for Product </w:t>
       </w:r>
       <w:r>
-        <w:t>9</w:t>
-      </w:r>
-      <w:r>
-        <w:t>.</w:t>
+        <w:t>9.</w:t>
       </w:r>
     </w:p>
     <w:p>
@@ -343,11 +449,14 @@
         <w:pStyle w:val="ListParagraph"/>
       </w:pPr>
       <w:r>
+        <w:rPr>
+          <w:noProof/>
+        </w:rPr>
         <w:drawing>
-          <wp:inline distT="0" distB="0" distL="0" distR="0" wp14:anchorId="42A6EFEB" wp14:editId="6031D9A8">
-            <wp:extent cx="5731510" cy="2276475"/>
-            <wp:effectExtent l="0" t="0" r="2540" b="9525"/>
-            <wp:docPr id="1733418232" name="Picture 1"/>
+          <wp:inline distT="0" distB="0" distL="0" distR="0" wp14:anchorId="2A41AE06" wp14:editId="1DD3284B">
+            <wp:extent cx="5731510" cy="2138680"/>
+            <wp:effectExtent l="0" t="0" r="2540" b="0"/>
+            <wp:docPr id="1923406357" name="Picture 1"/>
             <wp:cNvGraphicFramePr>
               <a:graphicFrameLocks xmlns:a="http://schemas.openxmlformats.org/drawingml/2006/main" noChangeAspect="1"/>
             </wp:cNvGraphicFramePr>
@@ -355,7 +464,7 @@
               <a:graphicData uri="http://schemas.openxmlformats.org/drawingml/2006/picture">
                 <pic:pic xmlns:pic="http://schemas.openxmlformats.org/drawingml/2006/picture">
                   <pic:nvPicPr>
-                    <pic:cNvPr id="1733418232" name=""/>
+                    <pic:cNvPr id="1923406357" name=""/>
                     <pic:cNvPicPr/>
                   </pic:nvPicPr>
                   <pic:blipFill>
@@ -367,7 +476,7 @@
                   <pic:spPr>
                     <a:xfrm>
                       <a:off x="0" y="0"/>
-                      <a:ext cx="5731510" cy="2276475"/>
+                      <a:ext cx="5731510" cy="2138680"/>
                     </a:xfrm>
                     <a:prstGeom prst="rect">
                       <a:avLst/>
@@ -385,19 +494,25 @@
         <w:pStyle w:val="ListParagraph"/>
       </w:pPr>
       <w:r>
-        <w:t xml:space="preserve">Snowfall has the strongest influence on sales. The result estimates for </w:t>
+        <w:t xml:space="preserve">tavg has the highest </w:t>
+      </w:r>
+      <w:r>
+        <w:t>t-statistics</w:t>
+      </w:r>
+      <w:r>
+        <w:t xml:space="preserve">, which is the strongest </w:t>
+      </w:r>
+      <w:r>
+        <w:t>predictor</w:t>
+      </w:r>
+      <w:r>
+        <w:t xml:space="preserve"> for product 5. The result estimates for </w:t>
       </w:r>
       <w:r>
         <w:t xml:space="preserve">1 unit increase in </w:t>
       </w:r>
       <w:r>
-        <w:t>snowfall, there is expected 3.</w:t>
-      </w:r>
-      <w:r>
-        <w:t>60819</w:t>
-      </w:r>
-      <w:r>
-        <w:t xml:space="preserve"> less </w:t>
+        <w:t xml:space="preserve">tavg, there is expected 0.54078 more </w:t>
       </w:r>
       <w:r>
         <w:t>units sold</w:t>
@@ -409,13 +524,16 @@
         <w:t>all else equal.</w:t>
       </w:r>
       <w:r>
-        <w:t xml:space="preserve"> Hence, it is a negative relationship. However, the R-squared is about 1</w:t>
+        <w:t xml:space="preserve"> Hence, it is a positive relationship. </w:t>
+      </w:r>
+      <w:r>
+        <w:t xml:space="preserve"> However, the R-squared is about 1</w:t>
       </w:r>
       <w:r>
         <w:t>.</w:t>
       </w:r>
       <w:r>
-        <w:t>3</w:t>
+        <w:t>5</w:t>
       </w:r>
       <w:r>
         <w:t>%,</w:t>
@@ -430,16 +548,28 @@
         <w:t>1.</w:t>
       </w:r>
       <w:r>
-        <w:t>3</w:t>
+        <w:t>5</w:t>
       </w:r>
       <w:r>
         <w:t>% of the variation in sales for Product</w:t>
       </w:r>
       <w:r>
-        <w:t xml:space="preserve"> 5</w:t>
-      </w:r>
-      <w:r>
-        <w:t>.</w:t>
+        <w:t xml:space="preserve"> 5.</w:t>
+      </w:r>
+    </w:p>
+    <w:p>
+      <w:pPr>
+        <w:rPr>
+          <w:b/>
+          <w:bCs/>
+        </w:rPr>
+      </w:pPr>
+      <w:r>
+        <w:rPr>
+          <w:b/>
+          <w:bCs/>
+        </w:rPr>
+        <w:t>Decision Trees:</w:t>
       </w:r>
     </w:p>
     <w:p>
@@ -460,11 +590,14 @@
         <w:pStyle w:val="ListParagraph"/>
       </w:pPr>
       <w:r>
+        <w:rPr>
+          <w:noProof/>
+        </w:rPr>
         <w:drawing>
-          <wp:inline distT="0" distB="0" distL="0" distR="0" wp14:anchorId="4729B634" wp14:editId="101BA07A">
-            <wp:extent cx="4896393" cy="3755022"/>
-            <wp:effectExtent l="0" t="0" r="0" b="0"/>
-            <wp:docPr id="1646226108" name="Picture 1"/>
+          <wp:inline distT="0" distB="0" distL="0" distR="0" wp14:anchorId="29BF5E2D" wp14:editId="156165C9">
+            <wp:extent cx="5410200" cy="4261146"/>
+            <wp:effectExtent l="0" t="0" r="0" b="6350"/>
+            <wp:docPr id="338098723" name="Picture 1"/>
             <wp:cNvGraphicFramePr>
               <a:graphicFrameLocks xmlns:a="http://schemas.openxmlformats.org/drawingml/2006/main" noChangeAspect="1"/>
             </wp:cNvGraphicFramePr>
@@ -472,7 +605,7 @@
               <a:graphicData uri="http://schemas.openxmlformats.org/drawingml/2006/picture">
                 <pic:pic xmlns:pic="http://schemas.openxmlformats.org/drawingml/2006/picture">
                   <pic:nvPicPr>
-                    <pic:cNvPr id="1646226108" name=""/>
+                    <pic:cNvPr id="338098723" name=""/>
                     <pic:cNvPicPr/>
                   </pic:nvPicPr>
                   <pic:blipFill>
@@ -484,7 +617,7 @@
                   <pic:spPr>
                     <a:xfrm>
                       <a:off x="0" y="0"/>
-                      <a:ext cx="4904931" cy="3761570"/>
+                      <a:ext cx="5420706" cy="4269421"/>
                     </a:xfrm>
                     <a:prstGeom prst="rect">
                       <a:avLst/>
@@ -505,62 +638,113 @@
         <w:pStyle w:val="ListParagraph"/>
       </w:pPr>
       <w:r>
-        <w:t xml:space="preserve">If daylight hours are more than or equal to </w:t>
-      </w:r>
-      <w:r>
-        <w:t>12.31351</w:t>
+        <w:t xml:space="preserve">If </w:t>
+      </w:r>
+      <w:r>
+        <w:t>average wind speed</w:t>
       </w:r>
       <w:r>
         <w:t xml:space="preserve"> </w:t>
       </w:r>
       <w:r>
-        <w:t xml:space="preserve">hours, the sales drop to 13 unit. If the daylight hours are less than </w:t>
-      </w:r>
-      <w:r>
-        <w:t>12.31351</w:t>
-      </w:r>
-      <w:r>
-        <w:t xml:space="preserve"> hours, the model </w:t>
-      </w:r>
-      <w:r>
-        <w:t>further splits these days. The highest sales (</w:t>
-      </w:r>
-      <w:r>
-        <w:t xml:space="preserve">average </w:t>
-      </w:r>
-      <w:r>
-        <w:t>31.60102</w:t>
+        <w:t>is less than 10.15 miles per</w:t>
       </w:r>
       <w:r>
         <w:t xml:space="preserve"> </w:t>
       </w:r>
       <w:r>
-        <w:t>units) occur when daylight is between 12.305</w:t>
-      </w:r>
-      <w:r>
-        <w:t>18</w:t>
-      </w:r>
-      <w:r>
-        <w:t xml:space="preserve"> and 12.313</w:t>
-      </w:r>
-      <w:r>
-        <w:t>51</w:t>
-      </w:r>
-      <w:r>
-        <w:t xml:space="preserve"> hours.</w:t>
-      </w:r>
-    </w:p>
-    <w:p>
-      <w:pPr>
-        <w:pStyle w:val="ListParagraph"/>
-      </w:pPr>
-      <w:r>
-        <w:lastRenderedPageBreak/>
+        <w:t xml:space="preserve">hour, the sales </w:t>
+      </w:r>
+      <w:r>
+        <w:t>are around 9.74</w:t>
+      </w:r>
+      <w:r>
+        <w:t xml:space="preserve"> unit</w:t>
+      </w:r>
+      <w:r>
+        <w:t>s</w:t>
+      </w:r>
+      <w:r>
+        <w:t xml:space="preserve">. If the </w:t>
+      </w:r>
+      <w:r>
+        <w:t>average wind speed is</w:t>
+      </w:r>
+      <w:r>
+        <w:t xml:space="preserve"> </w:t>
+      </w:r>
+      <w:r>
+        <w:t>moderate (10.15 to 14.85</w:t>
+      </w:r>
+      <w:r>
+        <w:t xml:space="preserve"> </w:t>
+      </w:r>
+      <w:r>
+        <w:t>miles per</w:t>
+      </w:r>
+      <w:r>
+        <w:t xml:space="preserve"> </w:t>
+      </w:r>
+      <w:r>
+        <w:t xml:space="preserve">hour), the sales are around 19.63 units. </w:t>
+      </w:r>
+      <w:r>
+        <w:t>The highest sales (</w:t>
+      </w:r>
+      <w:r>
+        <w:t>around</w:t>
+      </w:r>
+      <w:r>
+        <w:t xml:space="preserve"> </w:t>
+      </w:r>
+      <w:r>
+        <w:t xml:space="preserve">35.27 </w:t>
+      </w:r>
+      <w:r>
+        <w:t xml:space="preserve">units) occur when </w:t>
+      </w:r>
+      <w:r>
+        <w:t>average wind speed is high (more than or equal to 14.85</w:t>
+      </w:r>
+      <w:r>
+        <w:t xml:space="preserve"> </w:t>
+      </w:r>
+      <w:r>
+        <w:t>miles per</w:t>
+      </w:r>
+      <w:r>
+        <w:t xml:space="preserve"> </w:t>
+      </w:r>
+      <w:r>
+        <w:t>hour).</w:t>
+      </w:r>
+    </w:p>
+    <w:p>
+      <w:pPr>
+        <w:pStyle w:val="ListParagraph"/>
+      </w:pPr>
+    </w:p>
+    <w:p>
+      <w:pPr>
+        <w:pStyle w:val="ListParagraph"/>
+      </w:pPr>
+      <w:r>
+        <w:t>Product 9:</w:t>
+      </w:r>
+    </w:p>
+    <w:p>
+      <w:pPr>
+        <w:pStyle w:val="ListParagraph"/>
+      </w:pPr>
+      <w:r>
+        <w:rPr>
+          <w:noProof/>
+        </w:rPr>
         <w:drawing>
-          <wp:inline distT="0" distB="0" distL="0" distR="0" wp14:anchorId="153B8CA9" wp14:editId="4BA02667">
-            <wp:extent cx="3390900" cy="2585063"/>
-            <wp:effectExtent l="0" t="0" r="0" b="6350"/>
-            <wp:docPr id="975935750" name="Picture 1"/>
+          <wp:inline distT="0" distB="0" distL="0" distR="0" wp14:anchorId="0CCD24AD" wp14:editId="5FB4D560">
+            <wp:extent cx="5238750" cy="3861444"/>
+            <wp:effectExtent l="0" t="0" r="0" b="5715"/>
+            <wp:docPr id="1239026720" name="Picture 1"/>
             <wp:cNvGraphicFramePr>
               <a:graphicFrameLocks xmlns:a="http://schemas.openxmlformats.org/drawingml/2006/main" noChangeAspect="1"/>
             </wp:cNvGraphicFramePr>
@@ -568,7 +752,7 @@
               <a:graphicData uri="http://schemas.openxmlformats.org/drawingml/2006/picture">
                 <pic:pic xmlns:pic="http://schemas.openxmlformats.org/drawingml/2006/picture">
                   <pic:nvPicPr>
-                    <pic:cNvPr id="975935750" name=""/>
+                    <pic:cNvPr id="1239026720" name=""/>
                     <pic:cNvPicPr/>
                   </pic:nvPicPr>
                   <pic:blipFill>
@@ -580,7 +764,7 @@
                   <pic:spPr>
                     <a:xfrm>
                       <a:off x="0" y="0"/>
-                      <a:ext cx="3399385" cy="2591532"/>
+                      <a:ext cx="5260753" cy="3877662"/>
                     </a:xfrm>
                     <a:prstGeom prst="rect">
                       <a:avLst/>
@@ -597,17 +781,147 @@
       <w:pPr>
         <w:pStyle w:val="ListParagraph"/>
       </w:pPr>
-    </w:p>
-    <w:p>
-      <w:pPr>
-        <w:pStyle w:val="ListParagraph"/>
-      </w:pPr>
-      <w:r>
+      <w:r>
+        <w:t xml:space="preserve">If daylight hours are </w:t>
+      </w:r>
+      <w:r>
+        <w:t xml:space="preserve">more than or equal to </w:t>
+      </w:r>
+      <w:r>
+        <w:t>14.6</w:t>
+      </w:r>
+      <w:r>
+        <w:t>3</w:t>
+      </w:r>
+      <w:r>
+        <w:t>, sales drop to 0.36 units. For days with less daylight</w:t>
+      </w:r>
+      <w:r>
+        <w:t xml:space="preserve"> hours</w:t>
+      </w:r>
+      <w:r>
+        <w:t xml:space="preserve">, </w:t>
+      </w:r>
+      <w:r>
+        <w:t xml:space="preserve">average </w:t>
+      </w:r>
+      <w:r>
+        <w:t>wind speed becomes a critical factor; when average wind speed is low (under 4.55</w:t>
+      </w:r>
+      <w:r>
+        <w:t xml:space="preserve"> miles per hour</w:t>
+      </w:r>
+      <w:r>
+        <w:t xml:space="preserve">), sales </w:t>
+      </w:r>
+      <w:r>
+        <w:t>is around</w:t>
+      </w:r>
+      <w:r>
+        <w:t xml:space="preserve"> 10.63 units. The most significant activity occurs when wind speeds are 4.55 or higher. Within </w:t>
+      </w:r>
+      <w:r>
+        <w:t>the high average wind speed</w:t>
+      </w:r>
+      <w:r>
+        <w:t xml:space="preserve"> group, the highest sales (</w:t>
+      </w:r>
+      <w:r>
+        <w:t>around</w:t>
+      </w:r>
+      <w:r>
+        <w:t xml:space="preserve"> 44.45 units) </w:t>
+      </w:r>
+      <w:r>
+        <w:t>happened</w:t>
+      </w:r>
+      <w:r>
+        <w:t xml:space="preserve"> when</w:t>
+      </w:r>
+      <w:r>
+        <w:t xml:space="preserve"> daylight</w:t>
+      </w:r>
+      <w:r>
+        <w:t xml:space="preserve"> hours</w:t>
+      </w:r>
+      <w:r>
+        <w:t xml:space="preserve"> </w:t>
+      </w:r>
+      <w:r>
+        <w:t>are</w:t>
+      </w:r>
+      <w:r>
+        <w:t xml:space="preserve"> between 9.69 and 9.94 hours. </w:t>
+      </w:r>
+      <w:r>
+        <w:t>If</w:t>
+      </w:r>
+      <w:r>
+        <w:t xml:space="preserve"> daylight </w:t>
+      </w:r>
+      <w:r>
+        <w:t>hours are</w:t>
+      </w:r>
+      <w:r>
+        <w:t xml:space="preserve"> below 9.69 hours on these windy days, sales </w:t>
+      </w:r>
+      <w:r>
+        <w:t xml:space="preserve">drops to 0 unit, </w:t>
+      </w:r>
+      <w:r>
+        <w:t xml:space="preserve">while daylight </w:t>
+      </w:r>
+      <w:r>
+        <w:t>hours are</w:t>
+      </w:r>
+      <w:r>
+        <w:t xml:space="preserve"> 9.94 to 14.625</w:t>
+      </w:r>
+      <w:r>
+        <w:t xml:space="preserve"> hours,</w:t>
+      </w:r>
+      <w:r>
+        <w:t xml:space="preserve"> </w:t>
+      </w:r>
+      <w:r>
+        <w:t>the sales are</w:t>
+      </w:r>
+      <w:r>
+        <w:t xml:space="preserve"> 22.71 units.</w:t>
+      </w:r>
+    </w:p>
+    <w:p>
+      <w:pPr>
+        <w:pStyle w:val="ListParagraph"/>
+      </w:pPr>
+    </w:p>
+    <w:p>
+      <w:r>
+        <w:br w:type="page"/>
+      </w:r>
+    </w:p>
+    <w:p>
+      <w:pPr>
+        <w:pStyle w:val="ListParagraph"/>
+      </w:pPr>
+      <w:r>
+        <w:lastRenderedPageBreak/>
+        <w:t>Product 5:</w:t>
+      </w:r>
+    </w:p>
+    <w:p>
+      <w:pPr>
+        <w:pStyle w:val="ListParagraph"/>
+      </w:pPr>
+      <w:r>
+        <w:rPr>
+          <w:noProof/>
+        </w:rPr>
         <w:drawing>
-          <wp:inline distT="0" distB="0" distL="0" distR="0" wp14:anchorId="2399A93A" wp14:editId="13E1027C">
-            <wp:extent cx="3429231" cy="2633662"/>
+          <wp:inline distT="0" distB="0" distL="0" distR="0" wp14:anchorId="55E28CFC" wp14:editId="05231A4C">
+            <wp:extent cx="3714750" cy="2840594"/>
             <wp:effectExtent l="0" t="0" r="0" b="0"/>
-            <wp:docPr id="1452390081" name="Picture 1"/>
+            <wp:docPr id="1136574210" name="Picture 1"/>
             <wp:cNvGraphicFramePr>
               <a:graphicFrameLocks xmlns:a="http://schemas.openxmlformats.org/drawingml/2006/main" noChangeAspect="1"/>
             </wp:cNvGraphicFramePr>
@@ -615,7 +929,7 @@
               <a:graphicData uri="http://schemas.openxmlformats.org/drawingml/2006/picture">
                 <pic:pic xmlns:pic="http://schemas.openxmlformats.org/drawingml/2006/picture">
                   <pic:nvPicPr>
-                    <pic:cNvPr id="1452390081" name=""/>
+                    <pic:cNvPr id="1136574210" name=""/>
                     <pic:cNvPicPr/>
                   </pic:nvPicPr>
                   <pic:blipFill>
@@ -627,7 +941,7 @@
                   <pic:spPr>
                     <a:xfrm>
                       <a:off x="0" y="0"/>
-                      <a:ext cx="3440822" cy="2642564"/>
+                      <a:ext cx="3727033" cy="2849987"/>
                     </a:xfrm>
                     <a:prstGeom prst="rect">
                       <a:avLst/>
@@ -645,11 +959,40 @@
         <w:pStyle w:val="ListParagraph"/>
       </w:pPr>
       <w:r>
+        <w:t xml:space="preserve">If the daylight hours are more than or equal to 14.64 hours, </w:t>
+      </w:r>
+      <w:r>
+        <w:t>sales drop to 0 unit</w:t>
+      </w:r>
+      <w:r>
+        <w:t xml:space="preserve">. If it is less than 14.64 hours, sales </w:t>
+      </w:r>
+      <w:r>
+        <w:t>are</w:t>
+      </w:r>
+      <w:r>
+        <w:t xml:space="preserve"> 16.53 units.</w:t>
+      </w:r>
+    </w:p>
+    <w:p>
+      <w:r>
+        <w:br w:type="page"/>
+      </w:r>
+    </w:p>
+    <w:p>
+      <w:pPr>
+        <w:pStyle w:val="ListParagraph"/>
+      </w:pPr>
+      <w:r>
+        <w:rPr>
+          <w:noProof/>
+        </w:rPr>
+        <w:lastRenderedPageBreak/>
         <w:drawing>
-          <wp:inline distT="0" distB="0" distL="0" distR="0" wp14:anchorId="1DA40012" wp14:editId="54F0A171">
-            <wp:extent cx="3429000" cy="2646781"/>
-            <wp:effectExtent l="0" t="0" r="0" b="1270"/>
-            <wp:docPr id="1423167244" name="Picture 1"/>
+          <wp:inline distT="0" distB="0" distL="0" distR="0" wp14:anchorId="685E2354" wp14:editId="7C12314C">
+            <wp:extent cx="3276600" cy="2554557"/>
+            <wp:effectExtent l="0" t="0" r="0" b="0"/>
+            <wp:docPr id="516563496" name="Picture 1"/>
             <wp:cNvGraphicFramePr>
               <a:graphicFrameLocks xmlns:a="http://schemas.openxmlformats.org/drawingml/2006/main" noChangeAspect="1"/>
             </wp:cNvGraphicFramePr>
@@ -657,7 +1000,7 @@
               <a:graphicData uri="http://schemas.openxmlformats.org/drawingml/2006/picture">
                 <pic:pic xmlns:pic="http://schemas.openxmlformats.org/drawingml/2006/picture">
                   <pic:nvPicPr>
-                    <pic:cNvPr id="1423167244" name=""/>
+                    <pic:cNvPr id="516563496" name=""/>
                     <pic:cNvPicPr/>
                   </pic:nvPicPr>
                   <pic:blipFill>
@@ -669,7 +1012,7 @@
                   <pic:spPr>
                     <a:xfrm>
                       <a:off x="0" y="0"/>
-                      <a:ext cx="3444748" cy="2658936"/>
+                      <a:ext cx="3284468" cy="2560691"/>
                     </a:xfrm>
                     <a:prstGeom prst="rect">
                       <a:avLst/>
@@ -686,9 +1029,6 @@
       <w:pPr>
         <w:pStyle w:val="ListParagraph"/>
       </w:pPr>
-      <w:r>
-        <w:t>Using box plot, we can see all top 3 products has a slightly higher Q3 when it is good weather, which means there are usually more sales when the weather is good.</w:t>
-      </w:r>
     </w:p>
     <w:p>
       <w:pPr>
@@ -698,12 +1038,11 @@
         <w:rPr>
           <w:noProof/>
         </w:rPr>
-        <w:lastRenderedPageBreak/>
         <w:drawing>
-          <wp:inline distT="0" distB="0" distL="0" distR="0" wp14:anchorId="755F94C6" wp14:editId="3AE4E2B6">
-            <wp:extent cx="3753965" cy="2862263"/>
-            <wp:effectExtent l="0" t="0" r="0" b="0"/>
-            <wp:docPr id="1800297068" name="Picture 1"/>
+          <wp:inline distT="0" distB="0" distL="0" distR="0" wp14:anchorId="741F1ACD" wp14:editId="59BB0A63">
+            <wp:extent cx="3287624" cy="2533650"/>
+            <wp:effectExtent l="0" t="0" r="8255" b="0"/>
+            <wp:docPr id="1499887342" name="Picture 1"/>
             <wp:cNvGraphicFramePr>
               <a:graphicFrameLocks xmlns:a="http://schemas.openxmlformats.org/drawingml/2006/main" noChangeAspect="1"/>
             </wp:cNvGraphicFramePr>
@@ -711,7 +1050,7 @@
               <a:graphicData uri="http://schemas.openxmlformats.org/drawingml/2006/picture">
                 <pic:pic xmlns:pic="http://schemas.openxmlformats.org/drawingml/2006/picture">
                   <pic:nvPicPr>
-                    <pic:cNvPr id="1800297068" name=""/>
+                    <pic:cNvPr id="1499887342" name=""/>
                     <pic:cNvPicPr/>
                   </pic:nvPicPr>
                   <pic:blipFill>
@@ -723,7 +1062,7 @@
                   <pic:spPr>
                     <a:xfrm>
                       <a:off x="0" y="0"/>
-                      <a:ext cx="3771504" cy="2875636"/>
+                      <a:ext cx="3298103" cy="2541726"/>
                     </a:xfrm>
                     <a:prstGeom prst="rect">
                       <a:avLst/>
@@ -735,15 +1074,20 @@
           </wp:inline>
         </w:drawing>
       </w:r>
+    </w:p>
+    <w:p>
+      <w:pPr>
+        <w:pStyle w:val="ListParagraph"/>
+      </w:pPr>
       <w:r>
         <w:rPr>
           <w:noProof/>
         </w:rPr>
         <w:drawing>
-          <wp:inline distT="0" distB="0" distL="0" distR="0" wp14:anchorId="76E05858" wp14:editId="5D7A2572">
-            <wp:extent cx="3843046" cy="2952750"/>
-            <wp:effectExtent l="0" t="0" r="5080" b="0"/>
-            <wp:docPr id="1637976807" name="Picture 1"/>
+          <wp:inline distT="0" distB="0" distL="0" distR="0" wp14:anchorId="7D020640" wp14:editId="6BEE2784">
+            <wp:extent cx="3298184" cy="2571750"/>
+            <wp:effectExtent l="0" t="0" r="0" b="0"/>
+            <wp:docPr id="1844399516" name="Picture 1"/>
             <wp:cNvGraphicFramePr>
               <a:graphicFrameLocks xmlns:a="http://schemas.openxmlformats.org/drawingml/2006/main" noChangeAspect="1"/>
             </wp:cNvGraphicFramePr>
@@ -751,7 +1095,7 @@
               <a:graphicData uri="http://schemas.openxmlformats.org/drawingml/2006/picture">
                 <pic:pic xmlns:pic="http://schemas.openxmlformats.org/drawingml/2006/picture">
                   <pic:nvPicPr>
-                    <pic:cNvPr id="1637976807" name=""/>
+                    <pic:cNvPr id="1844399516" name=""/>
                     <pic:cNvPicPr/>
                   </pic:nvPicPr>
                   <pic:blipFill>
@@ -763,7 +1107,7 @@
                   <pic:spPr>
                     <a:xfrm>
                       <a:off x="0" y="0"/>
-                      <a:ext cx="3850293" cy="2958318"/>
+                      <a:ext cx="3308459" cy="2579762"/>
                     </a:xfrm>
                     <a:prstGeom prst="rect">
                       <a:avLst/>
@@ -781,11 +1125,40 @@
         <w:pStyle w:val="ListParagraph"/>
       </w:pPr>
       <w:r>
+        <w:t xml:space="preserve">Using box plot, we can see all </w:t>
+      </w:r>
+      <w:r>
+        <w:t>product 5</w:t>
+      </w:r>
+      <w:r>
+        <w:t xml:space="preserve"> has a higher Q3 when it is good weather, which means there are usually more sales when the weather is good.</w:t>
+      </w:r>
+      <w:r>
+        <w:t xml:space="preserve"> For product 9, Q3 is slightly higher when it is bad weather. </w:t>
+      </w:r>
+    </w:p>
+    <w:p/>
+    <w:p>
+      <w:pPr>
+        <w:pStyle w:val="ListParagraph"/>
+      </w:pPr>
+    </w:p>
+    <w:p>
+      <w:pPr>
+        <w:pStyle w:val="ListParagraph"/>
+        <w:rPr>
+          <w:noProof/>
+        </w:rPr>
+      </w:pPr>
+      <w:r>
+        <w:rPr>
+          <w:noProof/>
+        </w:rPr>
         <w:drawing>
-          <wp:inline distT="0" distB="0" distL="0" distR="0" wp14:anchorId="2B37BC11" wp14:editId="5E0E4F08">
-            <wp:extent cx="3852863" cy="2913765"/>
-            <wp:effectExtent l="0" t="0" r="0" b="1270"/>
-            <wp:docPr id="1900867044" name="Picture 1"/>
+          <wp:inline distT="0" distB="0" distL="0" distR="0" wp14:anchorId="38B8A572" wp14:editId="2622149E">
+            <wp:extent cx="5731510" cy="4474845"/>
+            <wp:effectExtent l="0" t="0" r="2540" b="1905"/>
+            <wp:docPr id="1928279877" name="Picture 1"/>
             <wp:cNvGraphicFramePr>
               <a:graphicFrameLocks xmlns:a="http://schemas.openxmlformats.org/drawingml/2006/main" noChangeAspect="1"/>
             </wp:cNvGraphicFramePr>
@@ -793,7 +1166,7 @@
               <a:graphicData uri="http://schemas.openxmlformats.org/drawingml/2006/picture">
                 <pic:pic xmlns:pic="http://schemas.openxmlformats.org/drawingml/2006/picture">
                   <pic:nvPicPr>
-                    <pic:cNvPr id="1900867044" name=""/>
+                    <pic:cNvPr id="1928279877" name=""/>
                     <pic:cNvPicPr/>
                   </pic:nvPicPr>
                   <pic:blipFill>
@@ -805,7 +1178,7 @@
                   <pic:spPr>
                     <a:xfrm>
                       <a:off x="0" y="0"/>
-                      <a:ext cx="3868735" cy="2925769"/>
+                      <a:ext cx="5731510" cy="4474845"/>
                     </a:xfrm>
                     <a:prstGeom prst="rect">
                       <a:avLst/>
@@ -821,55 +1194,6 @@
     <w:p>
       <w:pPr>
         <w:pStyle w:val="ListParagraph"/>
-      </w:pPr>
-      <w:r>
-        <w:lastRenderedPageBreak/>
-        <w:t xml:space="preserve">On the scatter plot, </w:t>
-      </w:r>
-      <w:r>
-        <w:t xml:space="preserve">it shows that there are more sales if the average temperature is between </w:t>
-      </w:r>
-      <w:r>
-        <w:t>25</w:t>
-      </w:r>
-      <w:r>
-        <w:t xml:space="preserve"> to </w:t>
-      </w:r>
-      <w:r>
-        <w:t>9</w:t>
-      </w:r>
-      <w:r>
-        <w:t>0 degrees Fahrenheit</w:t>
-      </w:r>
-      <w:r>
-        <w:t xml:space="preserve"> for all product 45, 9, and 5. </w:t>
-      </w:r>
-      <w:r>
-        <w:t xml:space="preserve">While product 45 and 9 has slight negative relation between average quantity sold and temperature, product 5 has slightly increase the average quantity sold </w:t>
-      </w:r>
-      <w:r>
-        <w:t xml:space="preserve">according to the </w:t>
-      </w:r>
-      <w:r>
-        <w:t>best-fit line</w:t>
-      </w:r>
-      <w:r>
-        <w:t>.</w:t>
-      </w:r>
-    </w:p>
-    <w:p>
-      <w:pPr>
-        <w:pStyle w:val="ListParagraph"/>
-      </w:pPr>
-    </w:p>
-    <w:p>
-      <w:pPr>
-        <w:pStyle w:val="ListParagraph"/>
-      </w:pPr>
-    </w:p>
-    <w:p>
-      <w:pPr>
-        <w:pStyle w:val="ListParagraph"/>
         <w:rPr>
           <w:noProof/>
         </w:rPr>
@@ -878,11 +1202,23 @@
         <w:rPr>
           <w:noProof/>
         </w:rPr>
+        <w:t xml:space="preserve">Product 45 has the highest sales in 2012-Q3 and lowest sales in 2014-Q4. </w:t>
+      </w:r>
+    </w:p>
+    <w:p>
+      <w:pPr>
+        <w:pStyle w:val="ListParagraph"/>
+      </w:pPr>
+      <w:r>
+        <w:rPr>
+          <w:noProof/>
+        </w:rPr>
+        <w:lastRenderedPageBreak/>
         <w:drawing>
-          <wp:inline distT="0" distB="0" distL="0" distR="0" wp14:anchorId="13D41529" wp14:editId="0EA73E11">
-            <wp:extent cx="4983797" cy="3920889"/>
-            <wp:effectExtent l="0" t="0" r="7620" b="3810"/>
-            <wp:docPr id="874059490" name="Picture 1"/>
+          <wp:inline distT="0" distB="0" distL="0" distR="0" wp14:anchorId="484B51D7" wp14:editId="00BB6081">
+            <wp:extent cx="5731510" cy="4516120"/>
+            <wp:effectExtent l="0" t="0" r="2540" b="0"/>
+            <wp:docPr id="370617772" name="Picture 1"/>
             <wp:cNvGraphicFramePr>
               <a:graphicFrameLocks xmlns:a="http://schemas.openxmlformats.org/drawingml/2006/main" noChangeAspect="1"/>
             </wp:cNvGraphicFramePr>
@@ -890,7 +1226,7 @@
               <a:graphicData uri="http://schemas.openxmlformats.org/drawingml/2006/picture">
                 <pic:pic xmlns:pic="http://schemas.openxmlformats.org/drawingml/2006/picture">
                   <pic:nvPicPr>
-                    <pic:cNvPr id="874059490" name=""/>
+                    <pic:cNvPr id="370617772" name=""/>
                     <pic:cNvPicPr/>
                   </pic:nvPicPr>
                   <pic:blipFill>
@@ -902,7 +1238,7 @@
                   <pic:spPr>
                     <a:xfrm>
                       <a:off x="0" y="0"/>
-                      <a:ext cx="4987393" cy="3923718"/>
+                      <a:ext cx="5731510" cy="4516120"/>
                     </a:xfrm>
                     <a:prstGeom prst="rect">
                       <a:avLst/>
@@ -918,28 +1254,25 @@
     <w:p>
       <w:pPr>
         <w:pStyle w:val="ListParagraph"/>
+      </w:pPr>
+      <w:r>
+        <w:t>Product 9 has the highest sales in 2012-Q1 and lowest sales in 2014-Q4.</w:t>
+      </w:r>
+    </w:p>
+    <w:p>
+      <w:pPr>
+        <w:pStyle w:val="ListParagraph"/>
+      </w:pPr>
+      <w:r>
         <w:rPr>
           <w:noProof/>
         </w:rPr>
-      </w:pPr>
-      <w:r>
-        <w:rPr>
-          <w:noProof/>
-        </w:rPr>
-        <w:t xml:space="preserve">Product 45 has the highest sales in 2012-Q3 and lowest sales in 2014-Q4. </w:t>
-      </w:r>
-    </w:p>
-    <w:p>
-      <w:pPr>
-        <w:pStyle w:val="ListParagraph"/>
-      </w:pPr>
-      <w:r>
         <w:lastRenderedPageBreak/>
         <w:drawing>
-          <wp:inline distT="0" distB="0" distL="0" distR="0" wp14:anchorId="463DFE9F" wp14:editId="4C2A45CA">
-            <wp:extent cx="4945697" cy="3873928"/>
-            <wp:effectExtent l="0" t="0" r="7620" b="0"/>
-            <wp:docPr id="1610203874" name="Picture 1"/>
+          <wp:inline distT="0" distB="0" distL="0" distR="0" wp14:anchorId="38EA5B39" wp14:editId="0B0BB6D8">
+            <wp:extent cx="5731510" cy="4450080"/>
+            <wp:effectExtent l="0" t="0" r="2540" b="7620"/>
+            <wp:docPr id="253325989" name="Picture 1"/>
             <wp:cNvGraphicFramePr>
               <a:graphicFrameLocks xmlns:a="http://schemas.openxmlformats.org/drawingml/2006/main" noChangeAspect="1"/>
             </wp:cNvGraphicFramePr>
@@ -947,7 +1280,7 @@
               <a:graphicData uri="http://schemas.openxmlformats.org/drawingml/2006/picture">
                 <pic:pic xmlns:pic="http://schemas.openxmlformats.org/drawingml/2006/picture">
                   <pic:nvPicPr>
-                    <pic:cNvPr id="1610203874" name=""/>
+                    <pic:cNvPr id="253325989" name=""/>
                     <pic:cNvPicPr/>
                   </pic:nvPicPr>
                   <pic:blipFill>
@@ -959,7 +1292,7 @@
                   <pic:spPr>
                     <a:xfrm>
                       <a:off x="0" y="0"/>
-                      <a:ext cx="4950798" cy="3877923"/>
+                      <a:ext cx="5731510" cy="4450080"/>
                     </a:xfrm>
                     <a:prstGeom prst="rect">
                       <a:avLst/>
@@ -977,19 +1310,264 @@
         <w:pStyle w:val="ListParagraph"/>
       </w:pPr>
       <w:r>
-        <w:t>Product 9 has the highest sales in 2012-Q1 and lowest sales in 2014-Q4.</w:t>
-      </w:r>
-    </w:p>
-    <w:p>
-      <w:pPr>
-        <w:pStyle w:val="ListParagraph"/>
-      </w:pPr>
-      <w:r>
+        <w:t>Product 5 has the highest sales in 2012-Q1 and the lowest sales in 2014-Q4.</w:t>
+      </w:r>
+    </w:p>
+    <w:p>
+      <w:pPr>
+        <w:pStyle w:val="ListParagraph"/>
+      </w:pPr>
+      <w:r>
+        <w:t>We found out that all top 3 products’ sales were declining from 2012 to 2014. All of the top 3 products has the lowest sales in 2014-Q4.</w:t>
+      </w:r>
+    </w:p>
+    <w:p/>
+    <w:p>
+      <w:pPr>
+        <w:rPr>
+          <w:b/>
+          <w:bCs/>
+        </w:rPr>
+      </w:pPr>
+      <w:r>
+        <w:rPr>
+          <w:b/>
+          <w:bCs/>
+        </w:rPr>
+        <w:t>Business Recommendations:</w:t>
+      </w:r>
+    </w:p>
+    <w:p>
+      <w:pPr>
+        <w:pStyle w:val="ListParagraph"/>
+        <w:numPr>
+          <w:ilvl w:val="0"/>
+          <w:numId w:val="2"/>
+        </w:numPr>
+      </w:pPr>
+      <w:r>
+        <w:t xml:space="preserve">According to linear regression model, </w:t>
+      </w:r>
+      <w:r>
+        <w:t>product 9’s</w:t>
+      </w:r>
+      <w:r>
+        <w:t xml:space="preserve"> sales has been affected by </w:t>
+      </w:r>
+      <w:r>
+        <w:t>average wind speed</w:t>
+      </w:r>
+      <w:r>
+        <w:t xml:space="preserve"> the most compared to other variables. To prevent overstocking, when the 5-day weather forecast shows </w:t>
+      </w:r>
+      <w:r>
+        <w:t>average wind speed</w:t>
+      </w:r>
+      <w:r>
+        <w:t xml:space="preserve"> is going to </w:t>
+      </w:r>
+      <w:r>
+        <w:t>decrease</w:t>
+      </w:r>
+      <w:r>
+        <w:t xml:space="preserve">, product </w:t>
+      </w:r>
+      <w:r>
+        <w:t xml:space="preserve">9 </w:t>
+      </w:r>
+      <w:r>
+        <w:t xml:space="preserve">needs to reduce the stock by around </w:t>
+      </w:r>
+      <w:r>
+        <w:t>1</w:t>
+      </w:r>
+      <w:r>
+        <w:t xml:space="preserve"> unit for each </w:t>
+      </w:r>
+      <w:r>
+        <w:t>mile</w:t>
+      </w:r>
+      <w:r>
+        <w:t xml:space="preserve"> per hour decrease in wind speed</w:t>
+      </w:r>
+      <w:r>
+        <w:t>.</w:t>
+      </w:r>
+    </w:p>
+    <w:p>
+      <w:pPr>
+        <w:pStyle w:val="ListParagraph"/>
+        <w:numPr>
+          <w:ilvl w:val="0"/>
+          <w:numId w:val="2"/>
+        </w:numPr>
+      </w:pPr>
+      <w:r>
+        <w:t xml:space="preserve">According to the bar chart for </w:t>
+      </w:r>
+      <w:r>
+        <w:t xml:space="preserve">product 9’s </w:t>
+      </w:r>
+      <w:r>
+        <w:t>quantity sold each quarter, we should increase stock for around 15% in Q1 as the trend shows that there are usually more sales in Q1 compared to other quarters.</w:t>
+      </w:r>
+    </w:p>
+    <w:p>
+      <w:pPr>
+        <w:pStyle w:val="ListParagraph"/>
+        <w:numPr>
+          <w:ilvl w:val="0"/>
+          <w:numId w:val="2"/>
+        </w:numPr>
+      </w:pPr>
+      <w:r>
+        <w:t xml:space="preserve">When there is bad weather, </w:t>
+      </w:r>
+      <w:r>
+        <w:t xml:space="preserve">we could </w:t>
+      </w:r>
+      <w:r>
+        <w:t>reduce</w:t>
+      </w:r>
+      <w:r>
+        <w:t xml:space="preserve"> the stock for Product </w:t>
+      </w:r>
+      <w:r>
+        <w:t>45</w:t>
+      </w:r>
+      <w:r>
+        <w:t xml:space="preserve"> since according to </w:t>
+      </w:r>
+      <w:r>
+        <w:t xml:space="preserve">the linear regression, </w:t>
+      </w:r>
+      <w:r>
+        <w:t xml:space="preserve">there is expected </w:t>
+      </w:r>
+      <w:r>
+        <w:t>3.6</w:t>
+      </w:r>
+      <w:r>
+        <w:t>3960</w:t>
+      </w:r>
+      <w:r>
+        <w:t xml:space="preserve"> </w:t>
+      </w:r>
+      <w:r>
+        <w:t>less</w:t>
+      </w:r>
+      <w:r>
+        <w:t xml:space="preserve"> </w:t>
+      </w:r>
+      <w:r>
+        <w:t>units sold</w:t>
+      </w:r>
+      <w:r>
+        <w:t xml:space="preserve"> (other factors remain constant).</w:t>
+      </w:r>
+    </w:p>
+    <w:p>
+      <w:pPr>
+        <w:pStyle w:val="ListParagraph"/>
+        <w:numPr>
+          <w:ilvl w:val="0"/>
+          <w:numId w:val="2"/>
+        </w:numPr>
+      </w:pPr>
+      <w:r>
+        <w:t xml:space="preserve">Using box plot, we can see </w:t>
+      </w:r>
+      <w:r>
+        <w:t>product 5 has</w:t>
+      </w:r>
+      <w:r>
+        <w:t xml:space="preserve"> higher </w:t>
+      </w:r>
+      <w:r>
+        <w:t>Q3 (third quartile)</w:t>
+      </w:r>
+      <w:r>
+        <w:t xml:space="preserve"> when it is good weather. When the 5-day weather forecast shows there is a good weather, we should increase 10% of the stock</w:t>
+      </w:r>
+      <w:r>
+        <w:t xml:space="preserve"> for product 5 </w:t>
+      </w:r>
+      <w:r>
+        <w:t>to make sure there is enough stock for the customers.</w:t>
+      </w:r>
+    </w:p>
+    <w:p>
+      <w:pPr>
+        <w:pStyle w:val="ListParagraph"/>
+        <w:numPr>
+          <w:ilvl w:val="0"/>
+          <w:numId w:val="2"/>
+        </w:numPr>
+      </w:pPr>
+      <w:r>
+        <w:t>Using decision tree</w:t>
+      </w:r>
+      <w:r>
+        <w:t xml:space="preserve"> in product 5</w:t>
+      </w:r>
+      <w:r>
+        <w:t>, we found out if the daylight hours is</w:t>
+      </w:r>
+      <w:r>
+        <w:t xml:space="preserve"> less than</w:t>
+      </w:r>
+      <w:r>
+        <w:t xml:space="preserve"> </w:t>
+      </w:r>
+      <w:r>
+        <w:t>14.64 hours, sales are 16.53 units</w:t>
+      </w:r>
+      <w:r>
+        <w:t xml:space="preserve">. If the weather forecast shows the daylight hours is less than </w:t>
+      </w:r>
+      <w:r>
+        <w:t>14.64 hours</w:t>
+      </w:r>
+      <w:r>
+        <w:t>, stores should prepare more workers and stock for Product 5.</w:t>
+      </w:r>
+    </w:p>
+    <w:p>
+      <w:r>
+        <w:br w:type="page"/>
+      </w:r>
+    </w:p>
+    <w:p>
+      <w:pPr>
+        <w:rPr>
+          <w:b/>
+          <w:bCs/>
+        </w:rPr>
+      </w:pPr>
+      <w:r>
+        <w:rPr>
+          <w:b/>
+          <w:bCs/>
+        </w:rPr>
+        <w:lastRenderedPageBreak/>
+        <w:t>Appendix:</w:t>
+      </w:r>
+    </w:p>
+    <w:p>
+      <w:r>
+        <w:t>Scatterplot for correlation between temperature and sales for the top 3 products</w:t>
+      </w:r>
+    </w:p>
+    <w:p>
+      <w:r>
+        <w:rPr>
+          <w:noProof/>
+        </w:rPr>
         <w:drawing>
-          <wp:inline distT="0" distB="0" distL="0" distR="0" wp14:anchorId="5CE1F6F3" wp14:editId="46E4EC5F">
-            <wp:extent cx="4929188" cy="3879564"/>
-            <wp:effectExtent l="0" t="0" r="5080" b="6985"/>
-            <wp:docPr id="1062574372" name="Picture 1"/>
+          <wp:inline distT="0" distB="0" distL="0" distR="0" wp14:anchorId="72E1D8ED" wp14:editId="5D4BEB84">
+            <wp:extent cx="3884755" cy="2986088"/>
+            <wp:effectExtent l="0" t="0" r="1905" b="5080"/>
+            <wp:docPr id="217031015" name="Picture 1"/>
             <wp:cNvGraphicFramePr>
               <a:graphicFrameLocks xmlns:a="http://schemas.openxmlformats.org/drawingml/2006/main" noChangeAspect="1"/>
             </wp:cNvGraphicFramePr>
@@ -997,7 +1575,7 @@
               <a:graphicData uri="http://schemas.openxmlformats.org/drawingml/2006/picture">
                 <pic:pic xmlns:pic="http://schemas.openxmlformats.org/drawingml/2006/picture">
                   <pic:nvPicPr>
-                    <pic:cNvPr id="1062574372" name=""/>
+                    <pic:cNvPr id="1770300077" name=""/>
                     <pic:cNvPicPr/>
                   </pic:nvPicPr>
                   <pic:blipFill>
@@ -1009,7 +1587,7 @@
                   <pic:spPr>
                     <a:xfrm>
                       <a:off x="0" y="0"/>
-                      <a:ext cx="4942037" cy="3889677"/>
+                      <a:ext cx="3911352" cy="3006532"/>
                     </a:xfrm>
                     <a:prstGeom prst="rect">
                       <a:avLst/>
@@ -1023,159 +1601,89 @@
       </w:r>
     </w:p>
     <w:p>
-      <w:pPr>
-        <w:pStyle w:val="ListParagraph"/>
-      </w:pPr>
-      <w:r>
-        <w:t>Product 5 has the highest sales in 2012-Q1 and the lowest sales in 2014-Q4.</w:t>
-      </w:r>
-    </w:p>
-    <w:p>
-      <w:pPr>
-        <w:pStyle w:val="ListParagraph"/>
-      </w:pPr>
-      <w:r>
-        <w:t>We found out that all top 3 products’ sales were declining from 2012 to 2014. All of the top 3 products has the lowest sales in 2014-Q4.</w:t>
+      <w:r>
+        <w:rPr>
+          <w:noProof/>
+        </w:rPr>
+        <w:drawing>
+          <wp:inline distT="0" distB="0" distL="0" distR="0" wp14:anchorId="6806B421" wp14:editId="643946FA">
+            <wp:extent cx="3910013" cy="3090843"/>
+            <wp:effectExtent l="0" t="0" r="0" b="0"/>
+            <wp:docPr id="1869792996" name="Picture 1"/>
+            <wp:cNvGraphicFramePr>
+              <a:graphicFrameLocks xmlns:a="http://schemas.openxmlformats.org/drawingml/2006/main" noChangeAspect="1"/>
+            </wp:cNvGraphicFramePr>
+            <a:graphic xmlns:a="http://schemas.openxmlformats.org/drawingml/2006/main">
+              <a:graphicData uri="http://schemas.openxmlformats.org/drawingml/2006/picture">
+                <pic:pic xmlns:pic="http://schemas.openxmlformats.org/drawingml/2006/picture">
+                  <pic:nvPicPr>
+                    <pic:cNvPr id="1869792996" name=""/>
+                    <pic:cNvPicPr/>
+                  </pic:nvPicPr>
+                  <pic:blipFill>
+                    <a:blip r:embed="rId18"/>
+                    <a:stretch>
+                      <a:fillRect/>
+                    </a:stretch>
+                  </pic:blipFill>
+                  <pic:spPr>
+                    <a:xfrm>
+                      <a:off x="0" y="0"/>
+                      <a:ext cx="3921197" cy="3099684"/>
+                    </a:xfrm>
+                    <a:prstGeom prst="rect">
+                      <a:avLst/>
+                    </a:prstGeom>
+                  </pic:spPr>
+                </pic:pic>
+              </a:graphicData>
+            </a:graphic>
+          </wp:inline>
+        </w:drawing>
       </w:r>
     </w:p>
     <w:p/>
     <w:p>
-      <w:pPr>
+      <w:r>
         <w:rPr>
-          <w:b/>
-          <w:bCs/>
-        </w:rPr>
-      </w:pPr>
-      <w:r>
-        <w:rPr>
-          <w:b/>
-          <w:bCs/>
+          <w:noProof/>
         </w:rPr>
         <w:lastRenderedPageBreak/>
-        <w:t>Business Recommendations:</w:t>
-      </w:r>
-    </w:p>
-    <w:p>
-      <w:pPr>
-        <w:pStyle w:val="ListParagraph"/>
-        <w:numPr>
-          <w:ilvl w:val="0"/>
-          <w:numId w:val="2"/>
-        </w:numPr>
-      </w:pPr>
-      <w:r>
-        <w:t>According to linear regression model, all top 3 products</w:t>
-      </w:r>
-      <w:r>
-        <w:t xml:space="preserve">’ sales has been affected by snowfall the most compared to other variables. To prevent overstocking, when the 5-day weather forecast shows there will be snowfall or the snowfall is going to increase, product needs to reduce the stock by around 4 unit for each </w:t>
-      </w:r>
-      <w:r>
-        <w:t>inch</w:t>
-      </w:r>
-      <w:r>
-        <w:t xml:space="preserve"> increase in snowfall.</w:t>
-      </w:r>
-    </w:p>
-    <w:p>
-      <w:pPr>
-        <w:pStyle w:val="ListParagraph"/>
-        <w:numPr>
-          <w:ilvl w:val="0"/>
-          <w:numId w:val="2"/>
-        </w:numPr>
-      </w:pPr>
-      <w:r>
-        <w:t>According to the bar chart for quantity sold each quarter, we should increase stock for around 15% in Q1 as the trend shows that there are usually more sales in Q1 compared to other quarters.</w:t>
-      </w:r>
-    </w:p>
-    <w:p>
-      <w:pPr>
-        <w:pStyle w:val="ListParagraph"/>
-        <w:numPr>
-          <w:ilvl w:val="0"/>
-          <w:numId w:val="2"/>
-        </w:numPr>
-      </w:pPr>
-      <w:r>
-        <w:t xml:space="preserve">When there is bad weather, </w:t>
-      </w:r>
-      <w:r>
-        <w:t xml:space="preserve">we could </w:t>
-      </w:r>
-      <w:r>
-        <w:t>reduce</w:t>
-      </w:r>
-      <w:r>
-        <w:t xml:space="preserve"> the stock for Product </w:t>
-      </w:r>
-      <w:r>
-        <w:t>45</w:t>
-      </w:r>
-      <w:r>
-        <w:t xml:space="preserve"> since according to </w:t>
-      </w:r>
-      <w:r>
-        <w:t xml:space="preserve">the linear regression, </w:t>
-      </w:r>
-      <w:r>
-        <w:t xml:space="preserve">there is expected </w:t>
-      </w:r>
-      <w:r>
-        <w:t>3.01141</w:t>
-      </w:r>
-      <w:r>
-        <w:t xml:space="preserve"> </w:t>
-      </w:r>
-      <w:r>
-        <w:t>less</w:t>
-      </w:r>
-      <w:r>
-        <w:t xml:space="preserve"> </w:t>
-      </w:r>
-      <w:r>
-        <w:t>units sold</w:t>
-      </w:r>
-      <w:r>
-        <w:t xml:space="preserve"> (other factors remain constant).</w:t>
-      </w:r>
-    </w:p>
-    <w:p>
-      <w:pPr>
-        <w:pStyle w:val="ListParagraph"/>
-        <w:numPr>
-          <w:ilvl w:val="0"/>
-          <w:numId w:val="2"/>
-        </w:numPr>
-      </w:pPr>
-      <w:r>
-        <w:t xml:space="preserve">Using box plot, we can see all top 3 products has a slightly higher </w:t>
-      </w:r>
-      <w:r>
-        <w:t>Q3 (third quartile)</w:t>
-      </w:r>
-      <w:r>
-        <w:t xml:space="preserve"> when it is good weather</w:t>
-      </w:r>
-      <w:r>
-        <w:t xml:space="preserve">. When </w:t>
-      </w:r>
-      <w:r>
-        <w:t>the 5-day weather forecast shows there</w:t>
-      </w:r>
-      <w:r>
-        <w:t xml:space="preserve"> is a good weather, we should increase 10% of the stock to make sure there is enough stock for the customers.</w:t>
-      </w:r>
-    </w:p>
-    <w:p>
-      <w:pPr>
-        <w:pStyle w:val="ListParagraph"/>
-        <w:numPr>
-          <w:ilvl w:val="0"/>
-          <w:numId w:val="2"/>
-        </w:numPr>
-      </w:pPr>
-      <w:r>
-        <w:t>Using decision tree, we found out if the daylight hours is less than 12.31351, the sales is higher. If the weather forecast shows the daylight hours is less than 12.31351 hours, stores should prepare more workers and stock for Product 45.</w:t>
+        <w:drawing>
+          <wp:inline distT="0" distB="0" distL="0" distR="0" wp14:anchorId="33D897C5" wp14:editId="17431DB6">
+            <wp:extent cx="3820462" cy="2971800"/>
+            <wp:effectExtent l="0" t="0" r="8890" b="0"/>
+            <wp:docPr id="2019403207" name="Picture 1"/>
+            <wp:cNvGraphicFramePr>
+              <a:graphicFrameLocks xmlns:a="http://schemas.openxmlformats.org/drawingml/2006/main" noChangeAspect="1"/>
+            </wp:cNvGraphicFramePr>
+            <a:graphic xmlns:a="http://schemas.openxmlformats.org/drawingml/2006/main">
+              <a:graphicData uri="http://schemas.openxmlformats.org/drawingml/2006/picture">
+                <pic:pic xmlns:pic="http://schemas.openxmlformats.org/drawingml/2006/picture">
+                  <pic:nvPicPr>
+                    <pic:cNvPr id="2019403207" name=""/>
+                    <pic:cNvPicPr/>
+                  </pic:nvPicPr>
+                  <pic:blipFill>
+                    <a:blip r:embed="rId19"/>
+                    <a:stretch>
+                      <a:fillRect/>
+                    </a:stretch>
+                  </pic:blipFill>
+                  <pic:spPr>
+                    <a:xfrm>
+                      <a:off x="0" y="0"/>
+                      <a:ext cx="3827350" cy="2977158"/>
+                    </a:xfrm>
+                    <a:prstGeom prst="rect">
+                      <a:avLst/>
+                    </a:prstGeom>
+                  </pic:spPr>
+                </pic:pic>
+              </a:graphicData>
+            </a:graphic>
+          </wp:inline>
+        </w:drawing>
       </w:r>
     </w:p>
     <w:sectPr>
@@ -2003,6 +2511,7 @@
   <w:style w:type="character" w:default="1" w:styleId="DefaultParagraphFont">
     <w:name w:val="Default Paragraph Font"/>
     <w:uiPriority w:val="1"/>
+    <w:semiHidden/>
     <w:unhideWhenUsed/>
   </w:style>
   <w:style w:type="table" w:default="1" w:styleId="TableNormal">
